--- a/TheorynCoding/Study Material/Java Overall/Java Overall/Quick Java/oza sir/Study This/study material/Interview Question/Question Set.docx
+++ b/TheorynCoding/Study Material/Java Overall/Java Overall/Quick Java/oza sir/Study This/study material/Interview Question/Question Set.docx
@@ -87,8 +87,191 @@
           <w:lang w:val="en-US"/>
         </w:rPr>
       </w:pPr>
+      <w:proofErr w:type="gramStart"/>
+      <w:r>
+        <w:t>was</w:t>
+      </w:r>
+      <w:proofErr w:type="gramEnd"/>
+      <w:r>
+        <w:t xml:space="preserve"> saying, suppose you have an employee class and in that employee class you have the entities like employee ID, employee name, and employee department and employee salary, four columns. So suppose you want to sort that employee list. Suppose you have already provided an employee list. And from that employee list, we want the employees who are having highest salary per department. Suppose you have four departments or five departments</w:t>
+      </w:r>
+    </w:p>
+    <w:p>
+      <w:pPr>
+        <w:pStyle w:val="ListParagraph"/>
+        <w:numPr>
+          <w:ilvl w:val="0"/>
+          <w:numId w:val="3"/>
+        </w:numPr>
+        <w:rPr>
+          <w:lang w:val="en-US"/>
+        </w:rPr>
+      </w:pPr>
+      <w:r>
+        <w:t>So, suppose in functional interface, you have annotated an interface as a functional interface and it is already having one abstract method. And what will happen if you try to add another abstract method?</w:t>
+      </w:r>
+    </w:p>
+    <w:p>
+      <w:pPr>
+        <w:pStyle w:val="ListParagraph"/>
+        <w:numPr>
+          <w:ilvl w:val="0"/>
+          <w:numId w:val="3"/>
+        </w:numPr>
+        <w:rPr>
+          <w:lang w:val="en-US"/>
+        </w:rPr>
+      </w:pPr>
+      <w:proofErr w:type="gramStart"/>
+      <w:r>
+        <w:t>so</w:t>
+      </w:r>
+      <w:proofErr w:type="gramEnd"/>
+      <w:r>
+        <w:t xml:space="preserve"> will you tell me the details of the interface we have after Java 8?</w:t>
+      </w:r>
+    </w:p>
+    <w:p>
+      <w:pPr>
+        <w:pStyle w:val="ListParagraph"/>
+        <w:numPr>
+          <w:ilvl w:val="0"/>
+          <w:numId w:val="3"/>
+        </w:numPr>
+        <w:rPr>
+          <w:lang w:val="en-US"/>
+        </w:rPr>
+      </w:pPr>
+      <w:r>
+        <w:t>Types of inbuilt functional interface</w:t>
+      </w:r>
+    </w:p>
+    <w:p>
+      <w:pPr>
+        <w:pStyle w:val="ListParagraph"/>
+        <w:numPr>
+          <w:ilvl w:val="0"/>
+          <w:numId w:val="3"/>
+        </w:numPr>
+        <w:rPr>
+          <w:lang w:val="en-US"/>
+        </w:rPr>
+      </w:pPr>
+      <w:proofErr w:type="gramStart"/>
+      <w:r>
+        <w:t>suppose</w:t>
+      </w:r>
+      <w:proofErr w:type="gramEnd"/>
+      <w:r>
+        <w:t xml:space="preserve"> in spring application, we have entered transactional annotation. And if suppose means we use this transactional annotation over a private method, so what impact it will have?</w:t>
+      </w:r>
+    </w:p>
+    <w:p>
+      <w:pPr>
+        <w:pStyle w:val="ListParagraph"/>
+        <w:numPr>
+          <w:ilvl w:val="0"/>
+          <w:numId w:val="3"/>
+        </w:numPr>
+        <w:rPr>
+          <w:lang w:val="en-US"/>
+        </w:rPr>
+      </w:pPr>
+      <w:r>
+        <w:t>Proxy design pattern</w:t>
+      </w:r>
+    </w:p>
+    <w:p>
+      <w:pPr>
+        <w:pStyle w:val="ListParagraph"/>
+        <w:numPr>
+          <w:ilvl w:val="0"/>
+          <w:numId w:val="3"/>
+        </w:numPr>
+        <w:rPr>
+          <w:lang w:val="en-US"/>
+        </w:rPr>
+      </w:pPr>
+      <w:r>
+        <w:t>Do you know about application payment transaction?</w:t>
+      </w:r>
+    </w:p>
+    <w:p>
+      <w:pPr>
+        <w:pStyle w:val="ListParagraph"/>
+        <w:numPr>
+          <w:ilvl w:val="0"/>
+          <w:numId w:val="3"/>
+        </w:numPr>
+      </w:pPr>
+      <w:r>
+        <w:t>Transaction Propagation</w:t>
+      </w:r>
+    </w:p>
+    <w:p>
+      <w:pPr>
+        <w:pStyle w:val="ListParagraph"/>
+        <w:numPr>
+          <w:ilvl w:val="0"/>
+          <w:numId w:val="3"/>
+        </w:numPr>
+        <w:rPr>
+          <w:lang w:val="en-US"/>
+        </w:rPr>
+      </w:pPr>
+      <w:r>
+        <w:t>Dependency</w:t>
+      </w:r>
+    </w:p>
+    <w:p>
+      <w:pPr>
+        <w:pStyle w:val="ListParagraph"/>
+        <w:numPr>
+          <w:ilvl w:val="0"/>
+          <w:numId w:val="3"/>
+        </w:numPr>
+        <w:rPr>
+          <w:lang w:val="en-US"/>
+        </w:rPr>
+      </w:pPr>
+      <w:r>
+        <w:t>Transitive Dependency</w:t>
+      </w:r>
+    </w:p>
+    <w:p>
+      <w:pPr>
+        <w:pStyle w:val="ListParagraph"/>
+        <w:numPr>
+          <w:ilvl w:val="0"/>
+          <w:numId w:val="3"/>
+        </w:numPr>
+        <w:rPr>
+          <w:lang w:val="en-US"/>
+        </w:rPr>
+      </w:pPr>
+      <w:r>
+        <w:t>Bean Scopes in Spring</w:t>
+      </w:r>
+    </w:p>
+    <w:p>
+      <w:pPr>
+        <w:pStyle w:val="ListParagraph"/>
+        <w:numPr>
+          <w:ilvl w:val="0"/>
+          <w:numId w:val="3"/>
+        </w:numPr>
+        <w:rPr>
+          <w:lang w:val="en-US"/>
+        </w:rPr>
+      </w:pPr>
+      <w:r>
+        <w:t>Which scopes are availab</w:t>
+      </w:r>
       <w:bookmarkStart w:id="0" w:name="_GoBack"/>
       <w:bookmarkEnd w:id="0"/>
+      <w:r>
+        <w:t>le for Maven dependencies?</w:t>
+      </w:r>
     </w:p>
     <w:sectPr>
       <w:pgSz w:w="8641" w:h="12962" w:code="1"/>

--- a/TheorynCoding/Study Material/Java Overall/Java Overall/Quick Java/oza sir/Study This/study material/Interview Question/Question Set.docx
+++ b/TheorynCoding/Study Material/Java Overall/Java Overall/Quick Java/oza sir/Study This/study material/Interview Question/Question Set.docx
@@ -265,12 +265,256 @@
         </w:rPr>
       </w:pPr>
       <w:r>
-        <w:t>Which scopes are availab</w:t>
+        <w:t>Which scopes are available for Maven dependencies?</w:t>
+      </w:r>
+    </w:p>
+    <w:p>
+      <w:pPr>
+        <w:rPr>
+          <w:lang w:val="en-US"/>
+        </w:rPr>
+      </w:pPr>
+    </w:p>
+    <w:p>
+      <w:pPr>
+        <w:rPr>
+          <w:lang w:val="en-US"/>
+        </w:rPr>
+      </w:pPr>
+      <w:r>
+        <w:rPr>
+          <w:highlight w:val="yellow"/>
+          <w:lang w:val="en-US"/>
+        </w:rPr>
+        <w:lastRenderedPageBreak/>
+        <w:t>LinkedIn Question Set1</w:t>
+      </w:r>
+    </w:p>
+    <w:p>
+      <w:pPr>
+        <w:pStyle w:val="ListParagraph"/>
+        <w:numPr>
+          <w:ilvl w:val="0"/>
+          <w:numId w:val="4"/>
+        </w:numPr>
+        <w:rPr>
+          <w:lang w:val="en-US"/>
+        </w:rPr>
+      </w:pPr>
+      <w:r>
+        <w:rPr>
+          <w:rFonts w:ascii="Segoe UI" w:hAnsi="Segoe UI" w:cs="Segoe UI"/>
+          <w:sz w:val="21"/>
+          <w:szCs w:val="21"/>
+          <w:shd w:val="clear" w:color="auto" w:fill="FFFFFF"/>
+        </w:rPr>
+        <w:t>How does Java achieve platform independence (JVM vs JRE)?</w:t>
+      </w:r>
+    </w:p>
+    <w:p>
+      <w:pPr>
+        <w:pStyle w:val="ListParagraph"/>
+        <w:numPr>
+          <w:ilvl w:val="0"/>
+          <w:numId w:val="4"/>
+        </w:numPr>
+        <w:rPr>
+          <w:lang w:val="en-US"/>
+        </w:rPr>
+      </w:pPr>
+      <w:r>
+        <w:rPr>
+          <w:rFonts w:ascii="Segoe UI" w:hAnsi="Segoe UI" w:cs="Segoe UI"/>
+          <w:sz w:val="21"/>
+          <w:szCs w:val="21"/>
+          <w:shd w:val="clear" w:color="auto" w:fill="FFFFFF"/>
+        </w:rPr>
+        <w:t xml:space="preserve">What is the role of a </w:t>
+      </w:r>
+      <w:proofErr w:type="spellStart"/>
+      <w:r>
+        <w:rPr>
+          <w:rFonts w:ascii="Segoe UI" w:hAnsi="Segoe UI" w:cs="Segoe UI"/>
+          <w:sz w:val="21"/>
+          <w:szCs w:val="21"/>
+          <w:shd w:val="clear" w:color="auto" w:fill="FFFFFF"/>
+        </w:rPr>
+        <w:t>ClassLoader</w:t>
+      </w:r>
+      <w:proofErr w:type="spellEnd"/>
+      <w:r>
+        <w:rPr>
+          <w:rFonts w:ascii="Segoe UI" w:hAnsi="Segoe UI" w:cs="Segoe UI"/>
+          <w:sz w:val="21"/>
+          <w:szCs w:val="21"/>
+          <w:shd w:val="clear" w:color="auto" w:fill="FFFFFF"/>
+        </w:rPr>
+        <w:t>?</w:t>
+      </w:r>
+      <w:r>
+        <w:rPr>
+          <w:rFonts w:ascii="Segoe UI" w:hAnsi="Segoe UI" w:cs="Segoe UI"/>
+          <w:sz w:val="21"/>
+          <w:szCs w:val="21"/>
+          <w:shd w:val="clear" w:color="auto" w:fill="FFFFFF"/>
+        </w:rPr>
+        <w:t xml:space="preserve">  </w:t>
+      </w:r>
+      <w:r>
+        <w:rPr>
+          <w:b/>
+        </w:rPr>
+        <w:t>Parent Delegation Model</w:t>
+      </w:r>
+    </w:p>
+    <w:p>
+      <w:pPr>
+        <w:pStyle w:val="ListParagraph"/>
+        <w:numPr>
+          <w:ilvl w:val="0"/>
+          <w:numId w:val="4"/>
+        </w:numPr>
+        <w:rPr>
+          <w:lang w:val="en-US"/>
+        </w:rPr>
+      </w:pPr>
+      <w:r>
+        <w:rPr>
+          <w:rFonts w:ascii="Segoe UI" w:hAnsi="Segoe UI" w:cs="Segoe UI"/>
+          <w:sz w:val="21"/>
+          <w:szCs w:val="21"/>
+          <w:shd w:val="clear" w:color="auto" w:fill="FFFFFF"/>
+        </w:rPr>
+        <w:t xml:space="preserve">Difference between </w:t>
+      </w:r>
+      <w:proofErr w:type="spellStart"/>
+      <w:r>
+        <w:rPr>
+          <w:rFonts w:ascii="Segoe UI" w:hAnsi="Segoe UI" w:cs="Segoe UI"/>
+          <w:sz w:val="21"/>
+          <w:szCs w:val="21"/>
+          <w:shd w:val="clear" w:color="auto" w:fill="FFFFFF"/>
+        </w:rPr>
+        <w:t>ClassNotFoundException</w:t>
+      </w:r>
+      <w:proofErr w:type="spellEnd"/>
+      <w:r>
+        <w:rPr>
+          <w:rFonts w:ascii="Segoe UI" w:hAnsi="Segoe UI" w:cs="Segoe UI"/>
+          <w:sz w:val="21"/>
+          <w:szCs w:val="21"/>
+          <w:shd w:val="clear" w:color="auto" w:fill="FFFFFF"/>
+        </w:rPr>
+        <w:t xml:space="preserve"> and NoClassDefFoundError</w:t>
       </w:r>
       <w:bookmarkStart w:id="0" w:name="_GoBack"/>
       <w:bookmarkEnd w:id="0"/>
-      <w:r>
-        <w:t>le for Maven dependencies?</w:t>
+    </w:p>
+    <w:p>
+      <w:pPr>
+        <w:pStyle w:val="ListParagraph"/>
+        <w:numPr>
+          <w:ilvl w:val="0"/>
+          <w:numId w:val="4"/>
+        </w:numPr>
+        <w:rPr>
+          <w:lang w:val="en-US"/>
+        </w:rPr>
+      </w:pPr>
+      <w:r>
+        <w:rPr>
+          <w:rFonts w:ascii="Segoe UI" w:hAnsi="Segoe UI" w:cs="Segoe UI"/>
+          <w:sz w:val="21"/>
+          <w:szCs w:val="21"/>
+          <w:shd w:val="clear" w:color="auto" w:fill="FFFFFF"/>
+        </w:rPr>
+        <w:t>String Pool, intern(), == vs equals()</w:t>
+      </w:r>
+    </w:p>
+    <w:p>
+      <w:pPr>
+        <w:pStyle w:val="ListParagraph"/>
+        <w:numPr>
+          <w:ilvl w:val="0"/>
+          <w:numId w:val="4"/>
+        </w:numPr>
+        <w:rPr>
+          <w:lang w:val="en-US"/>
+        </w:rPr>
+      </w:pPr>
+      <w:r>
+        <w:rPr>
+          <w:rFonts w:ascii="Segoe UI" w:hAnsi="Segoe UI" w:cs="Segoe UI"/>
+          <w:sz w:val="21"/>
+          <w:szCs w:val="21"/>
+          <w:shd w:val="clear" w:color="auto" w:fill="FFFFFF"/>
+        </w:rPr>
+        <w:t>What is Encapsulation?</w:t>
+      </w:r>
+    </w:p>
+    <w:p>
+      <w:pPr>
+        <w:pStyle w:val="ListParagraph"/>
+        <w:numPr>
+          <w:ilvl w:val="0"/>
+          <w:numId w:val="4"/>
+        </w:numPr>
+        <w:rPr>
+          <w:lang w:val="en-US"/>
+        </w:rPr>
+      </w:pPr>
+      <w:r>
+        <w:rPr>
+          <w:rFonts w:ascii="Segoe UI" w:hAnsi="Segoe UI" w:cs="Segoe UI"/>
+          <w:sz w:val="21"/>
+          <w:szCs w:val="21"/>
+          <w:shd w:val="clear" w:color="auto" w:fill="FFFFFF"/>
+        </w:rPr>
+        <w:t xml:space="preserve">Purpose of the </w:t>
+      </w:r>
+      <w:proofErr w:type="spellStart"/>
+      <w:r>
+        <w:rPr>
+          <w:rFonts w:ascii="Segoe UI" w:hAnsi="Segoe UI" w:cs="Segoe UI"/>
+          <w:sz w:val="21"/>
+          <w:szCs w:val="21"/>
+          <w:shd w:val="clear" w:color="auto" w:fill="FFFFFF"/>
+        </w:rPr>
+        <w:t>Serializable</w:t>
+      </w:r>
+      <w:proofErr w:type="spellEnd"/>
+      <w:r>
+        <w:rPr>
+          <w:rFonts w:ascii="Segoe UI" w:hAnsi="Segoe UI" w:cs="Segoe UI"/>
+          <w:sz w:val="21"/>
+          <w:szCs w:val="21"/>
+          <w:shd w:val="clear" w:color="auto" w:fill="FFFFFF"/>
+        </w:rPr>
+        <w:t xml:space="preserve"> interface</w:t>
+      </w:r>
+    </w:p>
+    <w:p>
+      <w:pPr>
+        <w:pStyle w:val="ListParagraph"/>
+        <w:numPr>
+          <w:ilvl w:val="0"/>
+          <w:numId w:val="4"/>
+        </w:numPr>
+        <w:rPr>
+          <w:rFonts w:ascii="Segoe UI" w:hAnsi="Segoe UI" w:cs="Segoe UI"/>
+          <w:sz w:val="21"/>
+          <w:szCs w:val="21"/>
+          <w:shd w:val="clear" w:color="auto" w:fill="FFFFFF"/>
+        </w:rPr>
+      </w:pPr>
+      <w:r>
+        <w:rPr>
+          <w:rFonts w:ascii="Segoe UI" w:hAnsi="Segoe UI" w:cs="Segoe UI"/>
+          <w:sz w:val="21"/>
+          <w:szCs w:val="21"/>
+          <w:shd w:val="clear" w:color="auto" w:fill="FFFFFF"/>
+        </w:rPr>
+        <w:t>Can a class be static, final, or private?</w:t>
       </w:r>
     </w:p>
     <w:sectPr>
@@ -286,6 +530,95 @@
 <file path=word/numbering.xml><?xml version="1.0" encoding="utf-8"?>
 <w:numbering xmlns:wpc="http://schemas.microsoft.com/office/word/2010/wordprocessingCanvas" xmlns:mc="http://schemas.openxmlformats.org/markup-compatibility/2006" xmlns:o="urn:schemas-microsoft-com:office:office" xmlns:r="http://schemas.openxmlformats.org/officeDocument/2006/relationships" xmlns:m="http://schemas.openxmlformats.org/officeDocument/2006/math" xmlns:v="urn:schemas-microsoft-com:vml" xmlns:wp14="http://schemas.microsoft.com/office/word/2010/wordprocessingDrawing" xmlns:wp="http://schemas.openxmlformats.org/drawingml/2006/wordprocessingDrawing" xmlns:w10="urn:schemas-microsoft-com:office:word" xmlns:w="http://schemas.openxmlformats.org/wordprocessingml/2006/main" xmlns:w14="http://schemas.microsoft.com/office/word/2010/wordml" xmlns:wpg="http://schemas.microsoft.com/office/word/2010/wordprocessingGroup" xmlns:wpi="http://schemas.microsoft.com/office/word/2010/wordprocessingInk" xmlns:wne="http://schemas.microsoft.com/office/word/2006/wordml" xmlns:wps="http://schemas.microsoft.com/office/word/2010/wordprocessingShape" mc:Ignorable="w14 wp14">
   <w:abstractNum w:abstractNumId="0">
+    <w:nsid w:val="06897267"/>
+    <w:multiLevelType w:val="hybridMultilevel"/>
+    <w:tmpl w:val="8200C4F6"/>
+    <w:lvl w:ilvl="0" w:tplc="40090011">
+      <w:start w:val="1"/>
+      <w:numFmt w:val="decimal"/>
+      <w:lvlText w:val="%1)"/>
+      <w:lvlJc w:val="left"/>
+      <w:pPr>
+        <w:ind w:left="720" w:hanging="360"/>
+      </w:pPr>
+      <w:rPr>
+        <w:rFonts w:hint="default"/>
+      </w:rPr>
+    </w:lvl>
+    <w:lvl w:ilvl="1" w:tplc="40090019" w:tentative="1">
+      <w:start w:val="1"/>
+      <w:numFmt w:val="lowerLetter"/>
+      <w:lvlText w:val="%2."/>
+      <w:lvlJc w:val="left"/>
+      <w:pPr>
+        <w:ind w:left="1440" w:hanging="360"/>
+      </w:pPr>
+    </w:lvl>
+    <w:lvl w:ilvl="2" w:tplc="4009001B" w:tentative="1">
+      <w:start w:val="1"/>
+      <w:numFmt w:val="lowerRoman"/>
+      <w:lvlText w:val="%3."/>
+      <w:lvlJc w:val="right"/>
+      <w:pPr>
+        <w:ind w:left="2160" w:hanging="180"/>
+      </w:pPr>
+    </w:lvl>
+    <w:lvl w:ilvl="3" w:tplc="4009000F" w:tentative="1">
+      <w:start w:val="1"/>
+      <w:numFmt w:val="decimal"/>
+      <w:lvlText w:val="%4."/>
+      <w:lvlJc w:val="left"/>
+      <w:pPr>
+        <w:ind w:left="2880" w:hanging="360"/>
+      </w:pPr>
+    </w:lvl>
+    <w:lvl w:ilvl="4" w:tplc="40090019" w:tentative="1">
+      <w:start w:val="1"/>
+      <w:numFmt w:val="lowerLetter"/>
+      <w:lvlText w:val="%5."/>
+      <w:lvlJc w:val="left"/>
+      <w:pPr>
+        <w:ind w:left="3600" w:hanging="360"/>
+      </w:pPr>
+    </w:lvl>
+    <w:lvl w:ilvl="5" w:tplc="4009001B" w:tentative="1">
+      <w:start w:val="1"/>
+      <w:numFmt w:val="lowerRoman"/>
+      <w:lvlText w:val="%6."/>
+      <w:lvlJc w:val="right"/>
+      <w:pPr>
+        <w:ind w:left="4320" w:hanging="180"/>
+      </w:pPr>
+    </w:lvl>
+    <w:lvl w:ilvl="6" w:tplc="4009000F" w:tentative="1">
+      <w:start w:val="1"/>
+      <w:numFmt w:val="decimal"/>
+      <w:lvlText w:val="%7."/>
+      <w:lvlJc w:val="left"/>
+      <w:pPr>
+        <w:ind w:left="5040" w:hanging="360"/>
+      </w:pPr>
+    </w:lvl>
+    <w:lvl w:ilvl="7" w:tplc="40090019" w:tentative="1">
+      <w:start w:val="1"/>
+      <w:numFmt w:val="lowerLetter"/>
+      <w:lvlText w:val="%8."/>
+      <w:lvlJc w:val="left"/>
+      <w:pPr>
+        <w:ind w:left="5760" w:hanging="360"/>
+      </w:pPr>
+    </w:lvl>
+    <w:lvl w:ilvl="8" w:tplc="4009001B" w:tentative="1">
+      <w:start w:val="1"/>
+      <w:numFmt w:val="lowerRoman"/>
+      <w:lvlText w:val="%9."/>
+      <w:lvlJc w:val="right"/>
+      <w:pPr>
+        <w:ind w:left="6480" w:hanging="180"/>
+      </w:pPr>
+    </w:lvl>
+  </w:abstractNum>
+  <w:abstractNum w:abstractNumId="1">
     <w:nsid w:val="18E3654A"/>
     <w:multiLevelType w:val="hybridMultilevel"/>
     <w:tmpl w:val="5CBC02FC"/>
@@ -374,7 +707,7 @@
       </w:pPr>
     </w:lvl>
   </w:abstractNum>
-  <w:abstractNum w:abstractNumId="1">
+  <w:abstractNum w:abstractNumId="2">
     <w:nsid w:val="2AA82B75"/>
     <w:multiLevelType w:val="hybridMultilevel"/>
     <w:tmpl w:val="AA78575C"/>
@@ -463,7 +796,7 @@
       </w:pPr>
     </w:lvl>
   </w:abstractNum>
-  <w:abstractNum w:abstractNumId="2">
+  <w:abstractNum w:abstractNumId="3">
     <w:nsid w:val="60EC7F64"/>
     <w:multiLevelType w:val="hybridMultilevel"/>
     <w:tmpl w:val="513E3A6E"/>
@@ -553,13 +886,16 @@
     </w:lvl>
   </w:abstractNum>
   <w:num w:numId="1">
+    <w:abstractNumId w:val="2"/>
+  </w:num>
+  <w:num w:numId="2">
     <w:abstractNumId w:val="1"/>
   </w:num>
-  <w:num w:numId="2">
+  <w:num w:numId="3">
+    <w:abstractNumId w:val="3"/>
+  </w:num>
+  <w:num w:numId="4">
     <w:abstractNumId w:val="0"/>
-  </w:num>
-  <w:num w:numId="3">
-    <w:abstractNumId w:val="2"/>
   </w:num>
 </w:numbering>
 </file>

--- a/TheorynCoding/Study Material/Java Overall/Java Overall/Quick Java/oza sir/Study This/study material/Interview Question/Question Set.docx
+++ b/TheorynCoding/Study Material/Java Overall/Java Overall/Quick Java/oza sir/Study This/study material/Interview Question/Question Set.docx
@@ -407,8 +407,148 @@
         </w:rPr>
         <w:t xml:space="preserve"> and NoClassDefFoundError</w:t>
       </w:r>
+    </w:p>
+    <w:p>
+      <w:pPr>
+        <w:pStyle w:val="ListParagraph"/>
+        <w:numPr>
+          <w:ilvl w:val="0"/>
+          <w:numId w:val="4"/>
+        </w:numPr>
+        <w:rPr>
+          <w:lang w:val="en-US"/>
+        </w:rPr>
+      </w:pPr>
+      <w:r>
+        <w:rPr>
+          <w:rFonts w:ascii="Segoe UI" w:hAnsi="Segoe UI" w:cs="Segoe UI"/>
+          <w:sz w:val="21"/>
+          <w:szCs w:val="21"/>
+          <w:shd w:val="clear" w:color="auto" w:fill="FFFFFF"/>
+        </w:rPr>
+        <w:t>String Pool, intern(), == vs equals()</w:t>
+      </w:r>
+    </w:p>
+    <w:p>
+      <w:pPr>
+        <w:pStyle w:val="ListParagraph"/>
+        <w:numPr>
+          <w:ilvl w:val="0"/>
+          <w:numId w:val="4"/>
+        </w:numPr>
+        <w:rPr>
+          <w:lang w:val="en-US"/>
+        </w:rPr>
+      </w:pPr>
+      <w:r>
+        <w:rPr>
+          <w:rFonts w:ascii="Segoe UI" w:hAnsi="Segoe UI" w:cs="Segoe UI"/>
+          <w:sz w:val="21"/>
+          <w:szCs w:val="21"/>
+          <w:shd w:val="clear" w:color="auto" w:fill="FFFFFF"/>
+        </w:rPr>
+        <w:t>What is Encapsulation?</w:t>
+      </w:r>
+    </w:p>
+    <w:p>
+      <w:pPr>
+        <w:pStyle w:val="ListParagraph"/>
+        <w:numPr>
+          <w:ilvl w:val="0"/>
+          <w:numId w:val="4"/>
+        </w:numPr>
+        <w:rPr>
+          <w:lang w:val="en-US"/>
+        </w:rPr>
+      </w:pPr>
+      <w:r>
+        <w:rPr>
+          <w:rFonts w:ascii="Segoe UI" w:hAnsi="Segoe UI" w:cs="Segoe UI"/>
+          <w:sz w:val="21"/>
+          <w:szCs w:val="21"/>
+          <w:shd w:val="clear" w:color="auto" w:fill="FFFFFF"/>
+        </w:rPr>
+        <w:t xml:space="preserve">Purpose of the </w:t>
+      </w:r>
+      <w:proofErr w:type="spellStart"/>
+      <w:r>
+        <w:rPr>
+          <w:rFonts w:ascii="Segoe UI" w:hAnsi="Segoe UI" w:cs="Segoe UI"/>
+          <w:sz w:val="21"/>
+          <w:szCs w:val="21"/>
+          <w:shd w:val="clear" w:color="auto" w:fill="FFFFFF"/>
+        </w:rPr>
+        <w:t>Serializable</w:t>
+      </w:r>
+      <w:proofErr w:type="spellEnd"/>
+      <w:r>
+        <w:rPr>
+          <w:rFonts w:ascii="Segoe UI" w:hAnsi="Segoe UI" w:cs="Segoe UI"/>
+          <w:sz w:val="21"/>
+          <w:szCs w:val="21"/>
+          <w:shd w:val="clear" w:color="auto" w:fill="FFFFFF"/>
+        </w:rPr>
+        <w:t xml:space="preserve"> interface</w:t>
+      </w:r>
+    </w:p>
+    <w:p>
+      <w:pPr>
+        <w:pStyle w:val="ListParagraph"/>
+        <w:numPr>
+          <w:ilvl w:val="0"/>
+          <w:numId w:val="4"/>
+        </w:numPr>
+        <w:rPr>
+          <w:rFonts w:ascii="Segoe UI" w:hAnsi="Segoe UI" w:cs="Segoe UI"/>
+          <w:sz w:val="21"/>
+          <w:szCs w:val="21"/>
+          <w:shd w:val="clear" w:color="auto" w:fill="FFFFFF"/>
+        </w:rPr>
+      </w:pPr>
+      <w:r>
+        <w:rPr>
+          <w:rFonts w:ascii="Segoe UI" w:hAnsi="Segoe UI" w:cs="Segoe UI"/>
+          <w:sz w:val="21"/>
+          <w:szCs w:val="21"/>
+          <w:shd w:val="clear" w:color="auto" w:fill="FFFFFF"/>
+        </w:rPr>
+        <w:t>Can a class be static, final, or private?</w:t>
+      </w:r>
+    </w:p>
+    <w:p>
+      <w:pPr>
+        <w:pStyle w:val="ListParagraph"/>
+        <w:numPr>
+          <w:ilvl w:val="0"/>
+          <w:numId w:val="4"/>
+        </w:numPr>
+        <w:rPr>
+          <w:rFonts w:ascii="Segoe UI" w:hAnsi="Segoe UI" w:cs="Segoe UI"/>
+          <w:sz w:val="21"/>
+          <w:szCs w:val="21"/>
+          <w:shd w:val="clear" w:color="auto" w:fill="FFFFFF"/>
+        </w:rPr>
+      </w:pPr>
+      <w:r>
+        <w:rPr>
+          <w:rFonts w:ascii="Segoe UI" w:hAnsi="Segoe UI" w:cs="Segoe UI"/>
+          <w:sz w:val="21"/>
+          <w:szCs w:val="21"/>
+          <w:shd w:val="clear" w:color="auto" w:fill="FFFFFF"/>
+        </w:rPr>
+        <w:t>OOP vs Scripting La</w:t>
+      </w:r>
       <w:bookmarkStart w:id="0" w:name="_GoBack"/>
       <w:bookmarkEnd w:id="0"/>
+      <w:r>
+        <w:rPr>
+          <w:rFonts w:ascii="Segoe UI" w:hAnsi="Segoe UI" w:cs="Segoe UI"/>
+          <w:sz w:val="21"/>
+          <w:szCs w:val="21"/>
+          <w:shd w:val="clear" w:color="auto" w:fill="FFFFFF"/>
+        </w:rPr>
+        <w:t>nguages</w:t>
+      </w:r>
     </w:p>
     <w:p>
       <w:pPr>
@@ -418,17 +558,20 @@
           <w:numId w:val="4"/>
         </w:numPr>
         <w:rPr>
-          <w:lang w:val="en-US"/>
-        </w:rPr>
-      </w:pPr>
-      <w:r>
-        <w:rPr>
-          <w:rFonts w:ascii="Segoe UI" w:hAnsi="Segoe UI" w:cs="Segoe UI"/>
-          <w:sz w:val="21"/>
-          <w:szCs w:val="21"/>
-          <w:shd w:val="clear" w:color="auto" w:fill="FFFFFF"/>
-        </w:rPr>
-        <w:t>String Pool, intern(), == vs equals()</w:t>
+          <w:rFonts w:ascii="Segoe UI" w:hAnsi="Segoe UI" w:cs="Segoe UI"/>
+          <w:sz w:val="21"/>
+          <w:szCs w:val="21"/>
+          <w:shd w:val="clear" w:color="auto" w:fill="FFFFFF"/>
+        </w:rPr>
+      </w:pPr>
+      <w:r>
+        <w:rPr>
+          <w:rFonts w:ascii="Segoe UI" w:hAnsi="Segoe UI" w:cs="Segoe UI"/>
+          <w:sz w:val="21"/>
+          <w:szCs w:val="21"/>
+          <w:shd w:val="clear" w:color="auto" w:fill="FFFFFF"/>
+        </w:rPr>
+        <w:t>What is the superclass of all exceptions?</w:t>
       </w:r>
     </w:p>
     <w:p>
@@ -439,17 +582,20 @@
           <w:numId w:val="4"/>
         </w:numPr>
         <w:rPr>
-          <w:lang w:val="en-US"/>
-        </w:rPr>
-      </w:pPr>
-      <w:r>
-        <w:rPr>
-          <w:rFonts w:ascii="Segoe UI" w:hAnsi="Segoe UI" w:cs="Segoe UI"/>
-          <w:sz w:val="21"/>
-          <w:szCs w:val="21"/>
-          <w:shd w:val="clear" w:color="auto" w:fill="FFFFFF"/>
-        </w:rPr>
-        <w:t>What is Encapsulation?</w:t>
+          <w:rFonts w:ascii="Segoe UI" w:hAnsi="Segoe UI" w:cs="Segoe UI"/>
+          <w:sz w:val="21"/>
+          <w:szCs w:val="21"/>
+          <w:shd w:val="clear" w:color="auto" w:fill="FFFFFF"/>
+        </w:rPr>
+      </w:pPr>
+      <w:r>
+        <w:rPr>
+          <w:rFonts w:ascii="Segoe UI" w:hAnsi="Segoe UI" w:cs="Segoe UI"/>
+          <w:sz w:val="21"/>
+          <w:szCs w:val="21"/>
+          <w:shd w:val="clear" w:color="auto" w:fill="FFFFFF"/>
+        </w:rPr>
+        <w:t>Error vs Exception</w:t>
       </w:r>
     </w:p>
     <w:p>
@@ -460,37 +606,20 @@
           <w:numId w:val="4"/>
         </w:numPr>
         <w:rPr>
-          <w:lang w:val="en-US"/>
-        </w:rPr>
-      </w:pPr>
-      <w:r>
-        <w:rPr>
-          <w:rFonts w:ascii="Segoe UI" w:hAnsi="Segoe UI" w:cs="Segoe UI"/>
-          <w:sz w:val="21"/>
-          <w:szCs w:val="21"/>
-          <w:shd w:val="clear" w:color="auto" w:fill="FFFFFF"/>
-        </w:rPr>
-        <w:t xml:space="preserve">Purpose of the </w:t>
-      </w:r>
-      <w:proofErr w:type="spellStart"/>
-      <w:r>
-        <w:rPr>
-          <w:rFonts w:ascii="Segoe UI" w:hAnsi="Segoe UI" w:cs="Segoe UI"/>
-          <w:sz w:val="21"/>
-          <w:szCs w:val="21"/>
-          <w:shd w:val="clear" w:color="auto" w:fill="FFFFFF"/>
-        </w:rPr>
-        <w:t>Serializable</w:t>
-      </w:r>
-      <w:proofErr w:type="spellEnd"/>
-      <w:r>
-        <w:rPr>
-          <w:rFonts w:ascii="Segoe UI" w:hAnsi="Segoe UI" w:cs="Segoe UI"/>
-          <w:sz w:val="21"/>
-          <w:szCs w:val="21"/>
-          <w:shd w:val="clear" w:color="auto" w:fill="FFFFFF"/>
-        </w:rPr>
-        <w:t xml:space="preserve"> interface</w:t>
+          <w:rFonts w:ascii="Segoe UI" w:hAnsi="Segoe UI" w:cs="Segoe UI"/>
+          <w:sz w:val="21"/>
+          <w:szCs w:val="21"/>
+          <w:shd w:val="clear" w:color="auto" w:fill="FFFFFF"/>
+        </w:rPr>
+      </w:pPr>
+      <w:r>
+        <w:rPr>
+          <w:rFonts w:ascii="Segoe UI" w:hAnsi="Segoe UI" w:cs="Segoe UI"/>
+          <w:sz w:val="21"/>
+          <w:szCs w:val="21"/>
+          <w:shd w:val="clear" w:color="auto" w:fill="FFFFFF"/>
+        </w:rPr>
+        <w:t>Checked vs Unchecked Exceptions</w:t>
       </w:r>
     </w:p>
     <w:p>
@@ -514,7 +643,7 @@
           <w:szCs w:val="21"/>
           <w:shd w:val="clear" w:color="auto" w:fill="FFFFFF"/>
         </w:rPr>
-        <w:t>Can a class be static, final, or private?</w:t>
+        <w:t>Throw vs Throws checked and unchecked</w:t>
       </w:r>
     </w:p>
     <w:sectPr>

--- a/TheorynCoding/Study Material/Java Overall/Java Overall/Quick Java/oza sir/Study This/study material/Interview Question/Question Set.docx
+++ b/TheorynCoding/Study Material/Java Overall/Java Overall/Quick Java/oza sir/Study This/study material/Interview Question/Question Set.docx
@@ -536,7 +536,176 @@
           <w:szCs w:val="21"/>
           <w:shd w:val="clear" w:color="auto" w:fill="FFFFFF"/>
         </w:rPr>
-        <w:t>OOP vs Scripting La</w:t>
+        <w:t>OOP vs Scripting Languages</w:t>
+      </w:r>
+    </w:p>
+    <w:p>
+      <w:pPr>
+        <w:pStyle w:val="ListParagraph"/>
+        <w:numPr>
+          <w:ilvl w:val="0"/>
+          <w:numId w:val="4"/>
+        </w:numPr>
+        <w:rPr>
+          <w:rFonts w:ascii="Segoe UI" w:hAnsi="Segoe UI" w:cs="Segoe UI"/>
+          <w:sz w:val="21"/>
+          <w:szCs w:val="21"/>
+          <w:shd w:val="clear" w:color="auto" w:fill="FFFFFF"/>
+        </w:rPr>
+      </w:pPr>
+      <w:r>
+        <w:rPr>
+          <w:rFonts w:ascii="Segoe UI" w:hAnsi="Segoe UI" w:cs="Segoe UI"/>
+          <w:sz w:val="21"/>
+          <w:szCs w:val="21"/>
+          <w:shd w:val="clear" w:color="auto" w:fill="FFFFFF"/>
+        </w:rPr>
+        <w:t>What is the superclass of all exceptions?</w:t>
+      </w:r>
+    </w:p>
+    <w:p>
+      <w:pPr>
+        <w:pStyle w:val="ListParagraph"/>
+        <w:numPr>
+          <w:ilvl w:val="0"/>
+          <w:numId w:val="4"/>
+        </w:numPr>
+        <w:rPr>
+          <w:rFonts w:ascii="Segoe UI" w:hAnsi="Segoe UI" w:cs="Segoe UI"/>
+          <w:sz w:val="21"/>
+          <w:szCs w:val="21"/>
+          <w:shd w:val="clear" w:color="auto" w:fill="FFFFFF"/>
+        </w:rPr>
+      </w:pPr>
+      <w:r>
+        <w:rPr>
+          <w:rFonts w:ascii="Segoe UI" w:hAnsi="Segoe UI" w:cs="Segoe UI"/>
+          <w:sz w:val="21"/>
+          <w:szCs w:val="21"/>
+          <w:shd w:val="clear" w:color="auto" w:fill="FFFFFF"/>
+        </w:rPr>
+        <w:t>Error vs Exception</w:t>
+      </w:r>
+    </w:p>
+    <w:p>
+      <w:pPr>
+        <w:pStyle w:val="ListParagraph"/>
+        <w:numPr>
+          <w:ilvl w:val="0"/>
+          <w:numId w:val="4"/>
+        </w:numPr>
+        <w:rPr>
+          <w:rFonts w:ascii="Segoe UI" w:hAnsi="Segoe UI" w:cs="Segoe UI"/>
+          <w:sz w:val="21"/>
+          <w:szCs w:val="21"/>
+          <w:shd w:val="clear" w:color="auto" w:fill="FFFFFF"/>
+        </w:rPr>
+      </w:pPr>
+      <w:r>
+        <w:rPr>
+          <w:rFonts w:ascii="Segoe UI" w:hAnsi="Segoe UI" w:cs="Segoe UI"/>
+          <w:sz w:val="21"/>
+          <w:szCs w:val="21"/>
+          <w:shd w:val="clear" w:color="auto" w:fill="FFFFFF"/>
+        </w:rPr>
+        <w:t>Checked vs Unchecked Exceptions</w:t>
+      </w:r>
+    </w:p>
+    <w:p>
+      <w:pPr>
+        <w:pStyle w:val="ListParagraph"/>
+        <w:numPr>
+          <w:ilvl w:val="0"/>
+          <w:numId w:val="4"/>
+        </w:numPr>
+        <w:rPr>
+          <w:rFonts w:ascii="Segoe UI" w:hAnsi="Segoe UI" w:cs="Segoe UI"/>
+          <w:sz w:val="21"/>
+          <w:szCs w:val="21"/>
+          <w:shd w:val="clear" w:color="auto" w:fill="FFFFFF"/>
+        </w:rPr>
+      </w:pPr>
+      <w:r>
+        <w:rPr>
+          <w:rFonts w:ascii="Segoe UI" w:hAnsi="Segoe UI" w:cs="Segoe UI"/>
+          <w:sz w:val="21"/>
+          <w:szCs w:val="21"/>
+          <w:shd w:val="clear" w:color="auto" w:fill="FFFFFF"/>
+        </w:rPr>
+        <w:t>Throw vs Throws checked and unchecked</w:t>
+      </w:r>
+    </w:p>
+    <w:p>
+      <w:pPr>
+        <w:pStyle w:val="ListParagraph"/>
+        <w:numPr>
+          <w:ilvl w:val="0"/>
+          <w:numId w:val="4"/>
+        </w:numPr>
+        <w:rPr>
+          <w:rFonts w:ascii="Segoe UI" w:hAnsi="Segoe UI" w:cs="Segoe UI"/>
+          <w:sz w:val="21"/>
+          <w:szCs w:val="21"/>
+          <w:shd w:val="clear" w:color="auto" w:fill="FFFFFF"/>
+        </w:rPr>
+      </w:pPr>
+      <w:r>
+        <w:rPr>
+          <w:rFonts w:ascii="Segoe UI" w:hAnsi="Segoe UI" w:cs="Segoe UI"/>
+          <w:sz w:val="21"/>
+          <w:szCs w:val="21"/>
+          <w:shd w:val="clear" w:color="auto" w:fill="FFFFFF"/>
+        </w:rPr>
+        <w:t>Try-with-resources</w:t>
+      </w:r>
+    </w:p>
+    <w:p>
+      <w:pPr>
+        <w:pStyle w:val="ListParagraph"/>
+        <w:numPr>
+          <w:ilvl w:val="0"/>
+          <w:numId w:val="4"/>
+        </w:numPr>
+        <w:rPr>
+          <w:rFonts w:ascii="Segoe UI" w:hAnsi="Segoe UI" w:cs="Segoe UI"/>
+          <w:sz w:val="21"/>
+          <w:szCs w:val="21"/>
+          <w:shd w:val="clear" w:color="auto" w:fill="FFFFFF"/>
+        </w:rPr>
+      </w:pPr>
+      <w:r>
+        <w:rPr>
+          <w:rFonts w:ascii="Segoe UI" w:hAnsi="Segoe UI" w:cs="Segoe UI"/>
+          <w:sz w:val="21"/>
+          <w:szCs w:val="21"/>
+          <w:shd w:val="clear" w:color="auto" w:fill="FFFFFF"/>
+        </w:rPr>
+        <w:t>Exception Propagation</w:t>
+      </w:r>
+    </w:p>
+    <w:p>
+      <w:pPr>
+        <w:pStyle w:val="ListParagraph"/>
+        <w:numPr>
+          <w:ilvl w:val="0"/>
+          <w:numId w:val="4"/>
+        </w:numPr>
+        <w:rPr>
+          <w:rFonts w:ascii="Segoe UI" w:hAnsi="Segoe UI" w:cs="Segoe UI"/>
+          <w:sz w:val="21"/>
+          <w:szCs w:val="21"/>
+          <w:shd w:val="clear" w:color="auto" w:fill="FFFFFF"/>
+        </w:rPr>
+      </w:pPr>
+      <w:proofErr w:type="spellStart"/>
+      <w:r>
+        <w:rPr>
+          <w:rFonts w:ascii="Segoe UI" w:hAnsi="Segoe UI" w:cs="Segoe UI"/>
+          <w:sz w:val="21"/>
+          <w:szCs w:val="21"/>
+          <w:shd w:val="clear" w:color="auto" w:fill="FFFFFF"/>
+        </w:rPr>
+        <w:t>Aut</w:t>
       </w:r>
       <w:bookmarkStart w:id="0" w:name="_GoBack"/>
       <w:bookmarkEnd w:id="0"/>
@@ -547,103 +716,17 @@
           <w:szCs w:val="21"/>
           <w:shd w:val="clear" w:color="auto" w:fill="FFFFFF"/>
         </w:rPr>
-        <w:t>nguages</w:t>
-      </w:r>
-    </w:p>
-    <w:p>
-      <w:pPr>
-        <w:pStyle w:val="ListParagraph"/>
-        <w:numPr>
-          <w:ilvl w:val="0"/>
-          <w:numId w:val="4"/>
-        </w:numPr>
-        <w:rPr>
-          <w:rFonts w:ascii="Segoe UI" w:hAnsi="Segoe UI" w:cs="Segoe UI"/>
-          <w:sz w:val="21"/>
-          <w:szCs w:val="21"/>
-          <w:shd w:val="clear" w:color="auto" w:fill="FFFFFF"/>
-        </w:rPr>
-      </w:pPr>
-      <w:r>
-        <w:rPr>
-          <w:rFonts w:ascii="Segoe UI" w:hAnsi="Segoe UI" w:cs="Segoe UI"/>
-          <w:sz w:val="21"/>
-          <w:szCs w:val="21"/>
-          <w:shd w:val="clear" w:color="auto" w:fill="FFFFFF"/>
-        </w:rPr>
-        <w:t>What is the superclass of all exceptions?</w:t>
-      </w:r>
-    </w:p>
-    <w:p>
-      <w:pPr>
-        <w:pStyle w:val="ListParagraph"/>
-        <w:numPr>
-          <w:ilvl w:val="0"/>
-          <w:numId w:val="4"/>
-        </w:numPr>
-        <w:rPr>
-          <w:rFonts w:ascii="Segoe UI" w:hAnsi="Segoe UI" w:cs="Segoe UI"/>
-          <w:sz w:val="21"/>
-          <w:szCs w:val="21"/>
-          <w:shd w:val="clear" w:color="auto" w:fill="FFFFFF"/>
-        </w:rPr>
-      </w:pPr>
-      <w:r>
-        <w:rPr>
-          <w:rFonts w:ascii="Segoe UI" w:hAnsi="Segoe UI" w:cs="Segoe UI"/>
-          <w:sz w:val="21"/>
-          <w:szCs w:val="21"/>
-          <w:shd w:val="clear" w:color="auto" w:fill="FFFFFF"/>
-        </w:rPr>
-        <w:t>Error vs Exception</w:t>
-      </w:r>
-    </w:p>
-    <w:p>
-      <w:pPr>
-        <w:pStyle w:val="ListParagraph"/>
-        <w:numPr>
-          <w:ilvl w:val="0"/>
-          <w:numId w:val="4"/>
-        </w:numPr>
-        <w:rPr>
-          <w:rFonts w:ascii="Segoe UI" w:hAnsi="Segoe UI" w:cs="Segoe UI"/>
-          <w:sz w:val="21"/>
-          <w:szCs w:val="21"/>
-          <w:shd w:val="clear" w:color="auto" w:fill="FFFFFF"/>
-        </w:rPr>
-      </w:pPr>
-      <w:r>
-        <w:rPr>
-          <w:rFonts w:ascii="Segoe UI" w:hAnsi="Segoe UI" w:cs="Segoe UI"/>
-          <w:sz w:val="21"/>
-          <w:szCs w:val="21"/>
-          <w:shd w:val="clear" w:color="auto" w:fill="FFFFFF"/>
-        </w:rPr>
-        <w:t>Checked vs Unchecked Exceptions</w:t>
-      </w:r>
-    </w:p>
-    <w:p>
-      <w:pPr>
-        <w:pStyle w:val="ListParagraph"/>
-        <w:numPr>
-          <w:ilvl w:val="0"/>
-          <w:numId w:val="4"/>
-        </w:numPr>
-        <w:rPr>
-          <w:rFonts w:ascii="Segoe UI" w:hAnsi="Segoe UI" w:cs="Segoe UI"/>
-          <w:sz w:val="21"/>
-          <w:szCs w:val="21"/>
-          <w:shd w:val="clear" w:color="auto" w:fill="FFFFFF"/>
-        </w:rPr>
-      </w:pPr>
-      <w:r>
-        <w:rPr>
-          <w:rFonts w:ascii="Segoe UI" w:hAnsi="Segoe UI" w:cs="Segoe UI"/>
-          <w:sz w:val="21"/>
-          <w:szCs w:val="21"/>
-          <w:shd w:val="clear" w:color="auto" w:fill="FFFFFF"/>
-        </w:rPr>
-        <w:t>Throw vs Throws checked and unchecked</w:t>
+        <w:t>oBoxing</w:t>
+      </w:r>
+      <w:proofErr w:type="spellEnd"/>
+      <w:r>
+        <w:rPr>
+          <w:rFonts w:ascii="Segoe UI" w:hAnsi="Segoe UI" w:cs="Segoe UI"/>
+          <w:sz w:val="21"/>
+          <w:szCs w:val="21"/>
+          <w:shd w:val="clear" w:color="auto" w:fill="FFFFFF"/>
+        </w:rPr>
+        <w:t xml:space="preserve"> and Unboxing</w:t>
       </w:r>
     </w:p>
     <w:sectPr>

--- a/TheorynCoding/Study Material/Java Overall/Java Overall/Quick Java/oza sir/Study This/study material/Interview Question/Question Set.docx
+++ b/TheorynCoding/Study Material/Java Overall/Java Overall/Quick Java/oza sir/Study This/study material/Interview Question/Question Set.docx
@@ -697,15 +697,14 @@
           <w:shd w:val="clear" w:color="auto" w:fill="FFFFFF"/>
         </w:rPr>
       </w:pPr>
-      <w:proofErr w:type="spellStart"/>
-      <w:r>
-        <w:rPr>
-          <w:rFonts w:ascii="Segoe UI" w:hAnsi="Segoe UI" w:cs="Segoe UI"/>
-          <w:sz w:val="21"/>
-          <w:szCs w:val="21"/>
-          <w:shd w:val="clear" w:color="auto" w:fill="FFFFFF"/>
-        </w:rPr>
-        <w:t>Aut</w:t>
+      <w:r>
+        <w:rPr>
+          <w:rFonts w:ascii="Segoe UI" w:hAnsi="Segoe UI" w:cs="Segoe UI"/>
+          <w:sz w:val="21"/>
+          <w:szCs w:val="21"/>
+          <w:shd w:val="clear" w:color="auto" w:fill="FFFFFF"/>
+        </w:rPr>
+        <w:t>AutoBoxing and Unboxin</w:t>
       </w:r>
       <w:bookmarkStart w:id="0" w:name="_GoBack"/>
       <w:bookmarkEnd w:id="0"/>
@@ -716,17 +715,55 @@
           <w:szCs w:val="21"/>
           <w:shd w:val="clear" w:color="auto" w:fill="FFFFFF"/>
         </w:rPr>
-        <w:t>oBoxing</w:t>
-      </w:r>
-      <w:proofErr w:type="spellEnd"/>
-      <w:r>
-        <w:rPr>
-          <w:rFonts w:ascii="Segoe UI" w:hAnsi="Segoe UI" w:cs="Segoe UI"/>
-          <w:sz w:val="21"/>
-          <w:szCs w:val="21"/>
-          <w:shd w:val="clear" w:color="auto" w:fill="FFFFFF"/>
-        </w:rPr>
-        <w:t xml:space="preserve"> and Unboxing</w:t>
+        <w:t>g</w:t>
+      </w:r>
+    </w:p>
+    <w:p>
+      <w:pPr>
+        <w:pStyle w:val="ListParagraph"/>
+        <w:numPr>
+          <w:ilvl w:val="0"/>
+          <w:numId w:val="4"/>
+        </w:numPr>
+        <w:rPr>
+          <w:rFonts w:ascii="Segoe UI" w:hAnsi="Segoe UI" w:cs="Segoe UI"/>
+          <w:sz w:val="21"/>
+          <w:szCs w:val="21"/>
+          <w:shd w:val="clear" w:color="auto" w:fill="FFFFFF"/>
+        </w:rPr>
+      </w:pPr>
+      <w:r>
+        <w:rPr>
+          <w:rFonts w:ascii="Segoe UI" w:hAnsi="Segoe UI" w:cs="Segoe UI"/>
+          <w:sz w:val="21"/>
+          <w:szCs w:val="21"/>
+          <w:shd w:val="clear" w:color="auto" w:fill="FFFFFF"/>
+        </w:rPr>
+        <w:t>Lambda Expressions and their advantages</w:t>
+      </w:r>
+    </w:p>
+    <w:p>
+      <w:pPr>
+        <w:pStyle w:val="ListParagraph"/>
+        <w:numPr>
+          <w:ilvl w:val="0"/>
+          <w:numId w:val="4"/>
+        </w:numPr>
+        <w:rPr>
+          <w:rFonts w:ascii="Segoe UI" w:hAnsi="Segoe UI" w:cs="Segoe UI"/>
+          <w:sz w:val="21"/>
+          <w:szCs w:val="21"/>
+          <w:shd w:val="clear" w:color="auto" w:fill="FFFFFF"/>
+        </w:rPr>
+      </w:pPr>
+      <w:r>
+        <w:rPr>
+          <w:rFonts w:ascii="Segoe UI" w:hAnsi="Segoe UI" w:cs="Segoe UI"/>
+          <w:sz w:val="21"/>
+          <w:szCs w:val="21"/>
+          <w:shd w:val="clear" w:color="auto" w:fill="FFFFFF"/>
+        </w:rPr>
+        <w:t>Why interfaces cannot have constructors</w:t>
       </w:r>
     </w:p>
     <w:sectPr>

--- a/TheorynCoding/Study Material/Java Overall/Java Overall/Quick Java/oza sir/Study This/study material/Interview Question/Question Set.docx
+++ b/TheorynCoding/Study Material/Java Overall/Java Overall/Quick Java/oza sir/Study This/study material/Interview Question/Question Set.docx
@@ -704,67 +704,177 @@
           <w:szCs w:val="21"/>
           <w:shd w:val="clear" w:color="auto" w:fill="FFFFFF"/>
         </w:rPr>
-        <w:t>AutoBoxing and Unboxin</w:t>
-      </w:r>
+        <w:t>AutoBoxing and Unboxing</w:t>
+      </w:r>
+    </w:p>
+    <w:p>
+      <w:pPr>
+        <w:pStyle w:val="ListParagraph"/>
+        <w:numPr>
+          <w:ilvl w:val="0"/>
+          <w:numId w:val="4"/>
+        </w:numPr>
+        <w:rPr>
+          <w:rFonts w:ascii="Segoe UI" w:hAnsi="Segoe UI" w:cs="Segoe UI"/>
+          <w:sz w:val="21"/>
+          <w:szCs w:val="21"/>
+          <w:shd w:val="clear" w:color="auto" w:fill="FFFFFF"/>
+        </w:rPr>
+      </w:pPr>
+      <w:r>
+        <w:rPr>
+          <w:rFonts w:ascii="Segoe UI" w:hAnsi="Segoe UI" w:cs="Segoe UI"/>
+          <w:sz w:val="21"/>
+          <w:szCs w:val="21"/>
+          <w:shd w:val="clear" w:color="auto" w:fill="FFFFFF"/>
+        </w:rPr>
+        <w:t>Lambda Expressions and their advantages</w:t>
+      </w:r>
+    </w:p>
+    <w:p>
+      <w:pPr>
+        <w:pStyle w:val="ListParagraph"/>
+        <w:numPr>
+          <w:ilvl w:val="0"/>
+          <w:numId w:val="4"/>
+        </w:numPr>
+        <w:rPr>
+          <w:rFonts w:ascii="Segoe UI" w:hAnsi="Segoe UI" w:cs="Segoe UI"/>
+          <w:sz w:val="21"/>
+          <w:szCs w:val="21"/>
+          <w:shd w:val="clear" w:color="auto" w:fill="FFFFFF"/>
+        </w:rPr>
+      </w:pPr>
+      <w:r>
+        <w:rPr>
+          <w:rFonts w:ascii="Segoe UI" w:hAnsi="Segoe UI" w:cs="Segoe UI"/>
+          <w:sz w:val="21"/>
+          <w:szCs w:val="21"/>
+          <w:shd w:val="clear" w:color="auto" w:fill="FFFFFF"/>
+        </w:rPr>
+        <w:t>Why interfaces cannot have constructors</w:t>
+      </w:r>
+    </w:p>
+    <w:p>
+      <w:pPr>
+        <w:pStyle w:val="ListParagraph"/>
+        <w:numPr>
+          <w:ilvl w:val="0"/>
+          <w:numId w:val="4"/>
+        </w:numPr>
+        <w:rPr>
+          <w:rFonts w:ascii="Segoe UI" w:hAnsi="Segoe UI" w:cs="Segoe UI"/>
+          <w:sz w:val="21"/>
+          <w:szCs w:val="21"/>
+          <w:shd w:val="clear" w:color="auto" w:fill="FFFFFF"/>
+        </w:rPr>
+      </w:pPr>
+      <w:r>
+        <w:rPr>
+          <w:rFonts w:ascii="Segoe UI" w:hAnsi="Segoe UI" w:cs="Segoe UI"/>
+          <w:sz w:val="21"/>
+          <w:szCs w:val="21"/>
+          <w:shd w:val="clear" w:color="auto" w:fill="FFFFFF"/>
+        </w:rPr>
+        <w:t>Performance comparison: for-loop vs for-each</w:t>
+      </w:r>
+    </w:p>
+    <w:p>
+      <w:pPr>
+        <w:pStyle w:val="ListParagraph"/>
+        <w:numPr>
+          <w:ilvl w:val="0"/>
+          <w:numId w:val="4"/>
+        </w:numPr>
+        <w:rPr>
+          <w:rFonts w:ascii="Segoe UI" w:hAnsi="Segoe UI" w:cs="Segoe UI"/>
+          <w:sz w:val="21"/>
+          <w:szCs w:val="21"/>
+          <w:shd w:val="clear" w:color="auto" w:fill="FFFFFF"/>
+        </w:rPr>
+      </w:pPr>
+      <w:r>
+        <w:rPr>
+          <w:rFonts w:ascii="Segoe UI" w:hAnsi="Segoe UI" w:cs="Segoe UI"/>
+          <w:sz w:val="21"/>
+          <w:szCs w:val="21"/>
+          <w:shd w:val="clear" w:color="auto" w:fill="FFFFFF"/>
+        </w:rPr>
+        <w:t>Concurrency:</w:t>
+      </w:r>
+      <w:r>
+        <w:rPr>
+          <w:rFonts w:ascii="Segoe UI" w:hAnsi="Segoe UI" w:cs="Segoe UI"/>
+          <w:sz w:val="21"/>
+          <w:szCs w:val="21"/>
+          <w:shd w:val="clear" w:color="auto" w:fill="FFFFFF"/>
+        </w:rPr>
+        <w:br/>
+      </w:r>
+      <w:r>
+        <w:rPr>
+          <w:rFonts w:ascii="Segoe UI" w:hAnsi="Segoe UI" w:cs="Segoe UI"/>
+          <w:sz w:val="21"/>
+          <w:szCs w:val="21"/>
+          <w:shd w:val="clear" w:color="auto" w:fill="FFFFFF"/>
+        </w:rPr>
+        <w:t xml:space="preserve">→ </w:t>
+      </w:r>
+      <w:r>
+        <w:rPr>
+          <w:rFonts w:ascii="Segoe UI" w:hAnsi="Segoe UI" w:cs="Segoe UI"/>
+          <w:sz w:val="21"/>
+          <w:szCs w:val="21"/>
+          <w:shd w:val="clear" w:color="auto" w:fill="FFFFFF"/>
+        </w:rPr>
+        <w:t>Implementing 5 threads to print in sequence</w:t>
+      </w:r>
+    </w:p>
+    <w:p>
+      <w:pPr>
+        <w:pStyle w:val="ListParagraph"/>
+        <w:rPr>
+          <w:rFonts w:ascii="Segoe UI" w:hAnsi="Segoe UI" w:cs="Segoe UI"/>
+          <w:sz w:val="21"/>
+          <w:szCs w:val="21"/>
+          <w:shd w:val="clear" w:color="auto" w:fill="FFFFFF"/>
+        </w:rPr>
+      </w:pPr>
+      <w:r>
+        <w:rPr>
+          <w:rFonts w:ascii="Segoe UI" w:hAnsi="Segoe UI" w:cs="Segoe UI"/>
+          <w:sz w:val="21"/>
+          <w:szCs w:val="21"/>
+          <w:shd w:val="clear" w:color="auto" w:fill="FFFFFF"/>
+        </w:rPr>
+        <w:t xml:space="preserve">→ </w:t>
+      </w:r>
+      <w:r>
+        <w:rPr>
+          <w:rFonts w:ascii="Segoe UI" w:hAnsi="Segoe UI" w:cs="Segoe UI"/>
+          <w:sz w:val="21"/>
+          <w:szCs w:val="21"/>
+          <w:shd w:val="clear" w:color="auto" w:fill="FFFFFF"/>
+        </w:rPr>
+        <w:t>Volatile vs Atomic Variables</w:t>
+      </w:r>
+    </w:p>
+    <w:p>
+      <w:pPr>
+        <w:pStyle w:val="ListParagraph"/>
+        <w:numPr>
+          <w:ilvl w:val="0"/>
+          <w:numId w:val="4"/>
+        </w:numPr>
+        <w:rPr>
+          <w:rFonts w:ascii="Segoe UI" w:hAnsi="Segoe UI" w:cs="Segoe UI"/>
+          <w:sz w:val="21"/>
+          <w:szCs w:val="21"/>
+          <w:shd w:val="clear" w:color="auto" w:fill="FFFFFF"/>
+        </w:rPr>
+      </w:pPr>
       <w:bookmarkStart w:id="0" w:name="_GoBack"/>
       <w:bookmarkEnd w:id="0"/>
-      <w:r>
-        <w:rPr>
-          <w:rFonts w:ascii="Segoe UI" w:hAnsi="Segoe UI" w:cs="Segoe UI"/>
-          <w:sz w:val="21"/>
-          <w:szCs w:val="21"/>
-          <w:shd w:val="clear" w:color="auto" w:fill="FFFFFF"/>
-        </w:rPr>
-        <w:t>g</w:t>
-      </w:r>
-    </w:p>
-    <w:p>
-      <w:pPr>
-        <w:pStyle w:val="ListParagraph"/>
-        <w:numPr>
-          <w:ilvl w:val="0"/>
-          <w:numId w:val="4"/>
-        </w:numPr>
-        <w:rPr>
-          <w:rFonts w:ascii="Segoe UI" w:hAnsi="Segoe UI" w:cs="Segoe UI"/>
-          <w:sz w:val="21"/>
-          <w:szCs w:val="21"/>
-          <w:shd w:val="clear" w:color="auto" w:fill="FFFFFF"/>
-        </w:rPr>
-      </w:pPr>
-      <w:r>
-        <w:rPr>
-          <w:rFonts w:ascii="Segoe UI" w:hAnsi="Segoe UI" w:cs="Segoe UI"/>
-          <w:sz w:val="21"/>
-          <w:szCs w:val="21"/>
-          <w:shd w:val="clear" w:color="auto" w:fill="FFFFFF"/>
-        </w:rPr>
-        <w:t>Lambda Expressions and their advantages</w:t>
-      </w:r>
-    </w:p>
-    <w:p>
-      <w:pPr>
-        <w:pStyle w:val="ListParagraph"/>
-        <w:numPr>
-          <w:ilvl w:val="0"/>
-          <w:numId w:val="4"/>
-        </w:numPr>
-        <w:rPr>
-          <w:rFonts w:ascii="Segoe UI" w:hAnsi="Segoe UI" w:cs="Segoe UI"/>
-          <w:sz w:val="21"/>
-          <w:szCs w:val="21"/>
-          <w:shd w:val="clear" w:color="auto" w:fill="FFFFFF"/>
-        </w:rPr>
-      </w:pPr>
-      <w:r>
-        <w:rPr>
-          <w:rFonts w:ascii="Segoe UI" w:hAnsi="Segoe UI" w:cs="Segoe UI"/>
-          <w:sz w:val="21"/>
-          <w:szCs w:val="21"/>
-          <w:shd w:val="clear" w:color="auto" w:fill="FFFFFF"/>
-        </w:rPr>
-        <w:t>Why interfaces cannot have constructors</w:t>
-      </w:r>
     </w:p>
     <w:sectPr>
       <w:pgSz w:w="8641" w:h="12962" w:code="1"/>

--- a/TheorynCoding/Study Material/Java Overall/Java Overall/Quick Java/oza sir/Study This/study material/Interview Question/Question Set.docx
+++ b/TheorynCoding/Study Material/Java Overall/Java Overall/Quick Java/oza sir/Study This/study material/Interview Question/Question Set.docx
@@ -873,8 +873,427 @@
           <w:shd w:val="clear" w:color="auto" w:fill="FFFFFF"/>
         </w:rPr>
       </w:pPr>
+      <w:r>
+        <w:rPr>
+          <w:rFonts w:ascii="Segoe UI" w:hAnsi="Segoe UI" w:cs="Segoe UI"/>
+          <w:color w:val="FF0000"/>
+          <w:sz w:val="21"/>
+          <w:szCs w:val="21"/>
+          <w:shd w:val="clear" w:color="auto" w:fill="FFFFFF"/>
+        </w:rPr>
+        <w:t>Design Patterns:</w:t>
+      </w:r>
+      <w:r>
+        <w:rPr>
+          <w:rFonts w:ascii="Segoe UI" w:hAnsi="Segoe UI" w:cs="Segoe UI"/>
+          <w:color w:val="FF0000"/>
+          <w:sz w:val="21"/>
+          <w:szCs w:val="21"/>
+          <w:shd w:val="clear" w:color="auto" w:fill="FFFFFF"/>
+        </w:rPr>
+        <w:br/>
+        <w:t>→ Builder Pattern (use cases and implementation)</w:t>
+      </w:r>
+      <w:r>
+        <w:rPr>
+          <w:rFonts w:ascii="Segoe UI" w:hAnsi="Segoe UI" w:cs="Segoe UI"/>
+          <w:color w:val="FF0000"/>
+          <w:sz w:val="21"/>
+          <w:szCs w:val="21"/>
+          <w:shd w:val="clear" w:color="auto" w:fill="FFFFFF"/>
+        </w:rPr>
+        <w:br/>
+        <w:t>→ Singleton Pattern Implementation</w:t>
+      </w:r>
+      <w:r>
+        <w:rPr>
+          <w:rFonts w:ascii="Segoe UI" w:hAnsi="Segoe UI" w:cs="Segoe UI"/>
+          <w:color w:val="FF0000"/>
+          <w:sz w:val="21"/>
+          <w:szCs w:val="21"/>
+          <w:shd w:val="clear" w:color="auto" w:fill="FFFFFF"/>
+        </w:rPr>
+        <w:br/>
+        <w:t>→ Factory Pattern Concept</w:t>
+      </w:r>
+      <w:r>
+        <w:rPr>
+          <w:rFonts w:ascii="Segoe UI" w:hAnsi="Segoe UI" w:cs="Segoe UI"/>
+          <w:color w:val="FF0000"/>
+          <w:sz w:val="21"/>
+          <w:szCs w:val="21"/>
+          <w:shd w:val="clear" w:color="auto" w:fill="FFFFFF"/>
+        </w:rPr>
+        <w:br/>
+        <w:t>→ Why Design Patterns are important</w:t>
+      </w:r>
+      <w:r>
+        <w:rPr>
+          <w:rFonts w:ascii="Segoe UI" w:hAnsi="Segoe UI" w:cs="Segoe UI"/>
+          <w:color w:val="FF0000"/>
+          <w:sz w:val="21"/>
+          <w:szCs w:val="21"/>
+          <w:shd w:val="clear" w:color="auto" w:fill="FFFFFF"/>
+        </w:rPr>
+        <w:br/>
+        <w:t>→ Common Design Patterns and how to create one</w:t>
+      </w:r>
+    </w:p>
+    <w:p>
+      <w:pPr>
+        <w:pStyle w:val="ListParagraph"/>
+        <w:numPr>
+          <w:ilvl w:val="0"/>
+          <w:numId w:val="4"/>
+        </w:numPr>
+        <w:rPr>
+          <w:rFonts w:ascii="Segoe UI" w:hAnsi="Segoe UI" w:cs="Segoe UI"/>
+          <w:sz w:val="21"/>
+          <w:szCs w:val="21"/>
+          <w:shd w:val="clear" w:color="auto" w:fill="FFFFFF"/>
+        </w:rPr>
+      </w:pPr>
+      <w:r>
+        <w:rPr>
+          <w:rFonts w:ascii="Segoe UI" w:hAnsi="Segoe UI" w:cs="Segoe UI"/>
+          <w:sz w:val="21"/>
+          <w:szCs w:val="21"/>
+          <w:shd w:val="clear" w:color="auto" w:fill="FFFFFF"/>
+        </w:rPr>
+        <w:t>Spring and Spring Boot</w:t>
+      </w:r>
+      <w:proofErr w:type="gramStart"/>
+      <w:r>
+        <w:rPr>
+          <w:rFonts w:ascii="Segoe UI" w:hAnsi="Segoe UI" w:cs="Segoe UI"/>
+          <w:sz w:val="21"/>
+          <w:szCs w:val="21"/>
+          <w:shd w:val="clear" w:color="auto" w:fill="FFFFFF"/>
+        </w:rPr>
+        <w:t>:</w:t>
+      </w:r>
+      <w:proofErr w:type="gramEnd"/>
+      <w:r>
+        <w:rPr>
+          <w:rFonts w:ascii="Segoe UI" w:hAnsi="Segoe UI" w:cs="Segoe UI"/>
+          <w:sz w:val="21"/>
+          <w:szCs w:val="21"/>
+          <w:bdr w:val="none" w:sz="0" w:space="0" w:color="auto" w:frame="1"/>
+        </w:rPr>
+        <w:br/>
+      </w:r>
+      <w:r>
+        <w:rPr>
+          <w:rFonts w:ascii="Segoe UI" w:hAnsi="Segoe UI" w:cs="Segoe UI"/>
+          <w:sz w:val="21"/>
+          <w:szCs w:val="21"/>
+          <w:shd w:val="clear" w:color="auto" w:fill="FFFFFF"/>
+        </w:rPr>
+        <w:t>What is Spring Boot and why is it widely adopted?</w:t>
+      </w:r>
+    </w:p>
+    <w:p>
+      <w:pPr>
+        <w:pStyle w:val="ListParagraph"/>
+        <w:rPr>
+          <w:rFonts w:ascii="Segoe UI" w:hAnsi="Segoe UI" w:cs="Segoe UI"/>
+          <w:sz w:val="21"/>
+          <w:szCs w:val="21"/>
+          <w:shd w:val="clear" w:color="auto" w:fill="FFFFFF"/>
+        </w:rPr>
+      </w:pPr>
+      <w:r>
+        <w:rPr>
+          <w:rFonts w:ascii="Segoe UI" w:hAnsi="Segoe UI" w:cs="Segoe UI"/>
+          <w:sz w:val="21"/>
+          <w:szCs w:val="21"/>
+          <w:shd w:val="clear" w:color="auto" w:fill="FFFFFF"/>
+        </w:rPr>
+        <w:t>Spring Annotations: @Component, @Bean, @Qualifier, @</w:t>
+      </w:r>
+      <w:proofErr w:type="spellStart"/>
+      <w:r>
+        <w:rPr>
+          <w:rFonts w:ascii="Segoe UI" w:hAnsi="Segoe UI" w:cs="Segoe UI"/>
+          <w:sz w:val="21"/>
+          <w:szCs w:val="21"/>
+          <w:shd w:val="clear" w:color="auto" w:fill="FFFFFF"/>
+        </w:rPr>
+        <w:t>Value</w:t>
+      </w:r>
+      <w:r>
+        <w:rPr>
+          <w:rFonts w:ascii="Segoe UI" w:hAnsi="Segoe UI" w:cs="Segoe UI"/>
+          <w:sz w:val="21"/>
+          <w:szCs w:val="21"/>
+          <w:shd w:val="clear" w:color="auto" w:fill="FFFFFF"/>
+        </w:rPr>
+        <w:t>,@Primary</w:t>
+      </w:r>
+      <w:proofErr w:type="spellEnd"/>
+    </w:p>
+    <w:p>
+      <w:pPr>
+        <w:pStyle w:val="ListParagraph"/>
+        <w:rPr>
+          <w:rFonts w:ascii="Segoe UI" w:hAnsi="Segoe UI" w:cs="Segoe UI"/>
+          <w:sz w:val="21"/>
+          <w:szCs w:val="21"/>
+          <w:shd w:val="clear" w:color="auto" w:fill="FFFFFF"/>
+        </w:rPr>
+      </w:pPr>
+      <w:r>
+        <w:rPr>
+          <w:rFonts w:ascii="Segoe UI" w:hAnsi="Segoe UI" w:cs="Segoe UI"/>
+          <w:sz w:val="21"/>
+          <w:szCs w:val="21"/>
+          <w:shd w:val="clear" w:color="auto" w:fill="FFFFFF"/>
+        </w:rPr>
+        <w:lastRenderedPageBreak/>
+        <w:t>→ @Controller vs @</w:t>
+      </w:r>
+      <w:proofErr w:type="spellStart"/>
+      <w:r>
+        <w:rPr>
+          <w:rFonts w:ascii="Segoe UI" w:hAnsi="Segoe UI" w:cs="Segoe UI"/>
+          <w:sz w:val="21"/>
+          <w:szCs w:val="21"/>
+          <w:shd w:val="clear" w:color="auto" w:fill="FFFFFF"/>
+        </w:rPr>
+        <w:t>RestController</w:t>
+      </w:r>
+      <w:proofErr w:type="spellEnd"/>
+      <w:r>
+        <w:rPr>
+          <w:rFonts w:ascii="Segoe UI" w:hAnsi="Segoe UI" w:cs="Segoe UI"/>
+          <w:sz w:val="21"/>
+          <w:szCs w:val="21"/>
+          <w:bdr w:val="none" w:sz="0" w:space="0" w:color="auto" w:frame="1"/>
+        </w:rPr>
+        <w:br/>
+      </w:r>
+      <w:r>
+        <w:rPr>
+          <w:rFonts w:ascii="Segoe UI" w:hAnsi="Segoe UI" w:cs="Segoe UI"/>
+          <w:sz w:val="21"/>
+          <w:szCs w:val="21"/>
+          <w:shd w:val="clear" w:color="auto" w:fill="FFFFFF"/>
+        </w:rPr>
+        <w:t>→ @Mock vs @</w:t>
+      </w:r>
+      <w:proofErr w:type="spellStart"/>
+      <w:r>
+        <w:rPr>
+          <w:rFonts w:ascii="Segoe UI" w:hAnsi="Segoe UI" w:cs="Segoe UI"/>
+          <w:sz w:val="21"/>
+          <w:szCs w:val="21"/>
+          <w:shd w:val="clear" w:color="auto" w:fill="FFFFFF"/>
+        </w:rPr>
+        <w:t>InjectMocks</w:t>
+      </w:r>
+      <w:proofErr w:type="spellEnd"/>
+      <w:r>
+        <w:rPr>
+          <w:rFonts w:ascii="Segoe UI" w:hAnsi="Segoe UI" w:cs="Segoe UI"/>
+          <w:sz w:val="21"/>
+          <w:szCs w:val="21"/>
+          <w:bdr w:val="none" w:sz="0" w:space="0" w:color="auto" w:frame="1"/>
+        </w:rPr>
+        <w:br/>
+      </w:r>
+      <w:r>
+        <w:rPr>
+          <w:rFonts w:ascii="Segoe UI" w:hAnsi="Segoe UI" w:cs="Segoe UI"/>
+          <w:sz w:val="21"/>
+          <w:szCs w:val="21"/>
+          <w:shd w:val="clear" w:color="auto" w:fill="FFFFFF"/>
+        </w:rPr>
+        <w:t xml:space="preserve">→ </w:t>
+      </w:r>
+      <w:proofErr w:type="spellStart"/>
+      <w:r>
+        <w:rPr>
+          <w:rFonts w:ascii="Segoe UI" w:hAnsi="Segoe UI" w:cs="Segoe UI"/>
+          <w:sz w:val="21"/>
+          <w:szCs w:val="21"/>
+          <w:shd w:val="clear" w:color="auto" w:fill="FFFFFF"/>
+        </w:rPr>
+        <w:t>OAuth</w:t>
+      </w:r>
+      <w:proofErr w:type="spellEnd"/>
+      <w:r>
+        <w:rPr>
+          <w:rFonts w:ascii="Segoe UI" w:hAnsi="Segoe UI" w:cs="Segoe UI"/>
+          <w:sz w:val="21"/>
+          <w:szCs w:val="21"/>
+          <w:shd w:val="clear" w:color="auto" w:fill="FFFFFF"/>
+        </w:rPr>
+        <w:t xml:space="preserve"> Fundamentals and Role-Based Access Control</w:t>
+      </w:r>
+      <w:r>
+        <w:rPr>
+          <w:rFonts w:ascii="Segoe UI" w:hAnsi="Segoe UI" w:cs="Segoe UI"/>
+          <w:sz w:val="21"/>
+          <w:szCs w:val="21"/>
+          <w:bdr w:val="none" w:sz="0" w:space="0" w:color="auto" w:frame="1"/>
+        </w:rPr>
+        <w:br/>
+      </w:r>
+      <w:r>
+        <w:rPr>
+          <w:rFonts w:ascii="Segoe UI" w:hAnsi="Segoe UI" w:cs="Segoe UI"/>
+          <w:sz w:val="21"/>
+          <w:szCs w:val="21"/>
+          <w:shd w:val="clear" w:color="auto" w:fill="FFFFFF"/>
+        </w:rPr>
+        <w:t>→ Core Spring Data JPA Interfaces</w:t>
+      </w:r>
+      <w:r>
+        <w:rPr>
+          <w:rFonts w:ascii="Segoe UI" w:hAnsi="Segoe UI" w:cs="Segoe UI"/>
+          <w:sz w:val="21"/>
+          <w:szCs w:val="21"/>
+          <w:bdr w:val="none" w:sz="0" w:space="0" w:color="auto" w:frame="1"/>
+        </w:rPr>
+        <w:br/>
+      </w:r>
+      <w:r>
+        <w:rPr>
+          <w:rFonts w:ascii="Segoe UI" w:hAnsi="Segoe UI" w:cs="Segoe UI"/>
+          <w:sz w:val="21"/>
+          <w:szCs w:val="21"/>
+          <w:shd w:val="clear" w:color="auto" w:fill="FFFFFF"/>
+        </w:rPr>
+        <w:t>→ Exception Handling in Controllers</w:t>
+      </w:r>
+      <w:r>
+        <w:rPr>
+          <w:rFonts w:ascii="Segoe UI" w:hAnsi="Segoe UI" w:cs="Segoe UI"/>
+          <w:sz w:val="21"/>
+          <w:szCs w:val="21"/>
+          <w:bdr w:val="none" w:sz="0" w:space="0" w:color="auto" w:frame="1"/>
+        </w:rPr>
+        <w:br/>
+      </w:r>
+      <w:r>
+        <w:rPr>
+          <w:rFonts w:ascii="Segoe UI" w:hAnsi="Segoe UI" w:cs="Segoe UI"/>
+          <w:sz w:val="21"/>
+          <w:szCs w:val="21"/>
+          <w:shd w:val="clear" w:color="auto" w:fill="FFFFFF"/>
+        </w:rPr>
+        <w:t>→ Transaction Propagation</w:t>
+      </w:r>
+      <w:r>
+        <w:rPr>
+          <w:rFonts w:ascii="Segoe UI" w:hAnsi="Segoe UI" w:cs="Segoe UI"/>
+          <w:sz w:val="21"/>
+          <w:szCs w:val="21"/>
+          <w:bdr w:val="none" w:sz="0" w:space="0" w:color="auto" w:frame="1"/>
+        </w:rPr>
+        <w:br/>
+      </w:r>
+      <w:r>
+        <w:rPr>
+          <w:rFonts w:ascii="Segoe UI" w:hAnsi="Segoe UI" w:cs="Segoe UI"/>
+          <w:sz w:val="21"/>
+          <w:szCs w:val="21"/>
+          <w:shd w:val="clear" w:color="auto" w:fill="FFFFFF"/>
+        </w:rPr>
+        <w:t>→ Purpose of</w:t>
+      </w:r>
+      <w:r>
+        <w:rPr>
+          <w:rStyle w:val="white-space-pre"/>
+          <w:rFonts w:ascii="Segoe UI" w:hAnsi="Segoe UI" w:cs="Segoe UI"/>
+          <w:sz w:val="21"/>
+          <w:szCs w:val="21"/>
+          <w:bdr w:val="none" w:sz="0" w:space="0" w:color="auto" w:frame="1"/>
+        </w:rPr>
+        <w:t xml:space="preserve"> </w:t>
+      </w:r>
+      <w:hyperlink r:id="rId6" w:tgtFrame="_self" w:history="1">
+        <w:proofErr w:type="spellStart"/>
+        <w:r>
+          <w:rPr>
+            <w:rStyle w:val="Hyperlink"/>
+            <w:rFonts w:ascii="Segoe UI" w:hAnsi="Segoe UI" w:cs="Segoe UI"/>
+            <w:b/>
+            <w:bCs/>
+            <w:color w:val="0A66C2"/>
+            <w:sz w:val="21"/>
+            <w:szCs w:val="21"/>
+            <w:bdr w:val="none" w:sz="0" w:space="0" w:color="auto" w:frame="1"/>
+          </w:rPr>
+          <w:t>application.properties</w:t>
+        </w:r>
+        <w:proofErr w:type="spellEnd"/>
+      </w:hyperlink>
+      <w:r>
+        <w:rPr>
+          <w:rFonts w:ascii="Segoe UI" w:hAnsi="Segoe UI" w:cs="Segoe UI"/>
+          <w:sz w:val="21"/>
+          <w:szCs w:val="21"/>
+          <w:bdr w:val="none" w:sz="0" w:space="0" w:color="auto" w:frame="1"/>
+        </w:rPr>
+        <w:br/>
+      </w:r>
+      <w:r>
+        <w:rPr>
+          <w:rFonts w:ascii="Segoe UI" w:hAnsi="Segoe UI" w:cs="Segoe UI"/>
+          <w:sz w:val="21"/>
+          <w:szCs w:val="21"/>
+          <w:shd w:val="clear" w:color="auto" w:fill="FFFFFF"/>
+        </w:rPr>
+        <w:t>→ How Spring/Hibernate Generates SQL Queries</w:t>
+      </w:r>
+      <w:r>
+        <w:rPr>
+          <w:rFonts w:ascii="Segoe UI" w:hAnsi="Segoe UI" w:cs="Segoe UI"/>
+          <w:sz w:val="21"/>
+          <w:szCs w:val="21"/>
+          <w:bdr w:val="none" w:sz="0" w:space="0" w:color="auto" w:frame="1"/>
+        </w:rPr>
+        <w:br/>
+      </w:r>
+      <w:r>
+        <w:rPr>
+          <w:rFonts w:ascii="Segoe UI" w:hAnsi="Segoe UI" w:cs="Segoe UI"/>
+          <w:sz w:val="21"/>
+          <w:szCs w:val="21"/>
+          <w:shd w:val="clear" w:color="auto" w:fill="FFFFFF"/>
+        </w:rPr>
+        <w:t>→ MVC Architecture: Controller vs Service vs Repository</w:t>
+      </w:r>
+      <w:r>
+        <w:rPr>
+          <w:rFonts w:ascii="Segoe UI" w:hAnsi="Segoe UI" w:cs="Segoe UI"/>
+          <w:sz w:val="21"/>
+          <w:szCs w:val="21"/>
+          <w:bdr w:val="none" w:sz="0" w:space="0" w:color="auto" w:frame="1"/>
+        </w:rPr>
+        <w:br/>
+      </w:r>
+      <w:r>
+        <w:rPr>
+          <w:rFonts w:ascii="Segoe UI" w:hAnsi="Segoe UI" w:cs="Segoe UI"/>
+          <w:sz w:val="21"/>
+          <w:szCs w:val="21"/>
+          <w:shd w:val="clear" w:color="auto" w:fill="FFFFFF"/>
+        </w:rPr>
+        <w:t>→ Pagination and Unique Constraints</w:t>
+      </w:r>
       <w:bookmarkStart w:id="0" w:name="_GoBack"/>
       <w:bookmarkEnd w:id="0"/>
+      <w:r>
+        <w:rPr>
+          <w:rFonts w:ascii="Segoe UI" w:hAnsi="Segoe UI" w:cs="Segoe UI"/>
+          <w:sz w:val="21"/>
+          <w:szCs w:val="21"/>
+          <w:bdr w:val="none" w:sz="0" w:space="0" w:color="auto" w:frame="1"/>
+        </w:rPr>
+        <w:br/>
+      </w:r>
     </w:p>
     <w:sectPr>
       <w:pgSz w:w="8641" w:h="12962" w:code="1"/>
@@ -904,7 +1323,7 @@
         <w:rFonts w:hint="default"/>
       </w:rPr>
     </w:lvl>
-    <w:lvl w:ilvl="1" w:tplc="40090019" w:tentative="1">
+    <w:lvl w:ilvl="1" w:tplc="40090019">
       <w:start w:val="1"/>
       <w:numFmt w:val="lowerLetter"/>
       <w:lvlText w:val="%2."/>
@@ -1457,6 +1876,23 @@
       <w:contextualSpacing/>
     </w:pPr>
   </w:style>
+  <w:style w:type="character" w:customStyle="1" w:styleId="white-space-pre">
+    <w:name w:val="white-space-pre"/>
+    <w:basedOn w:val="DefaultParagraphFont"/>
+    <w:rsid w:val="009D4960"/>
+  </w:style>
+  <w:style w:type="character" w:styleId="Hyperlink">
+    <w:name w:val="Hyperlink"/>
+    <w:basedOn w:val="DefaultParagraphFont"/>
+    <w:uiPriority w:val="99"/>
+    <w:semiHidden/>
+    <w:unhideWhenUsed/>
+    <w:rsid w:val="009D4960"/>
+    <w:rPr>
+      <w:color w:val="0000FF"/>
+      <w:u w:val="single"/>
+    </w:rPr>
+  </w:style>
 </w:styles>
 </file>
 
@@ -1657,6 +2093,23 @@
       <w:ind w:left="720"/>
       <w:contextualSpacing/>
     </w:pPr>
+  </w:style>
+  <w:style w:type="character" w:customStyle="1" w:styleId="white-space-pre">
+    <w:name w:val="white-space-pre"/>
+    <w:basedOn w:val="DefaultParagraphFont"/>
+    <w:rsid w:val="009D4960"/>
+  </w:style>
+  <w:style w:type="character" w:styleId="Hyperlink">
+    <w:name w:val="Hyperlink"/>
+    <w:basedOn w:val="DefaultParagraphFont"/>
+    <w:uiPriority w:val="99"/>
+    <w:semiHidden/>
+    <w:unhideWhenUsed/>
+    <w:rsid w:val="009D4960"/>
+    <w:rPr>
+      <w:color w:val="0000FF"/>
+      <w:u w:val="single"/>
+    </w:rPr>
   </w:style>
 </w:styles>
 </file>

--- a/TheorynCoding/Study Material/Java Overall/Java Overall/Quick Java/oza sir/Study This/study material/Interview Question/Question Set.docx
+++ b/TheorynCoding/Study Material/Java Overall/Java Overall/Quick Java/oza sir/Study This/study material/Interview Question/Question Set.docx
@@ -1283,8 +1283,311 @@
         </w:rPr>
         <w:t>→ Pagination and Unique Constraints</w:t>
       </w:r>
+    </w:p>
+    <w:p>
+      <w:pPr>
+        <w:pStyle w:val="ListParagraph"/>
+        <w:rPr>
+          <w:rFonts w:ascii="Segoe UI" w:hAnsi="Segoe UI" w:cs="Segoe UI"/>
+          <w:sz w:val="21"/>
+          <w:szCs w:val="21"/>
+          <w:shd w:val="clear" w:color="auto" w:fill="FFFFFF"/>
+        </w:rPr>
+      </w:pPr>
+    </w:p>
+    <w:p>
+      <w:pPr>
+        <w:pStyle w:val="ListParagraph"/>
+        <w:numPr>
+          <w:ilvl w:val="0"/>
+          <w:numId w:val="4"/>
+        </w:numPr>
+        <w:rPr>
+          <w:rFonts w:ascii="Segoe UI" w:hAnsi="Segoe UI" w:cs="Segoe UI"/>
+          <w:sz w:val="21"/>
+          <w:szCs w:val="21"/>
+          <w:shd w:val="clear" w:color="auto" w:fill="FFFFFF"/>
+        </w:rPr>
+      </w:pPr>
       <w:bookmarkStart w:id="0" w:name="_GoBack"/>
       <w:bookmarkEnd w:id="0"/>
+      <w:r>
+        <w:rPr>
+          <w:rFonts w:ascii="Segoe UI" w:hAnsi="Segoe UI" w:cs="Segoe UI"/>
+          <w:sz w:val="21"/>
+          <w:szCs w:val="21"/>
+          <w:shd w:val="clear" w:color="auto" w:fill="FFFFFF"/>
+        </w:rPr>
+        <w:t>Collections</w:t>
+      </w:r>
+      <w:proofErr w:type="gramStart"/>
+      <w:r>
+        <w:rPr>
+          <w:rFonts w:ascii="Segoe UI" w:hAnsi="Segoe UI" w:cs="Segoe UI"/>
+          <w:sz w:val="21"/>
+          <w:szCs w:val="21"/>
+          <w:shd w:val="clear" w:color="auto" w:fill="FFFFFF"/>
+        </w:rPr>
+        <w:t>:</w:t>
+      </w:r>
+      <w:proofErr w:type="gramEnd"/>
+      <w:r>
+        <w:rPr>
+          <w:rFonts w:ascii="Segoe UI" w:hAnsi="Segoe UI" w:cs="Segoe UI"/>
+          <w:sz w:val="21"/>
+          <w:szCs w:val="21"/>
+          <w:bdr w:val="none" w:sz="0" w:space="0" w:color="auto" w:frame="1"/>
+        </w:rPr>
+        <w:br/>
+      </w:r>
+      <w:r>
+        <w:rPr>
+          <w:rFonts w:ascii="Segoe UI" w:hAnsi="Segoe UI" w:cs="Segoe UI"/>
+          <w:sz w:val="21"/>
+          <w:szCs w:val="21"/>
+          <w:shd w:val="clear" w:color="auto" w:fill="FFFFFF"/>
+        </w:rPr>
+        <w:t xml:space="preserve">→ Internal Working of </w:t>
+      </w:r>
+      <w:proofErr w:type="spellStart"/>
+      <w:r>
+        <w:rPr>
+          <w:rFonts w:ascii="Segoe UI" w:hAnsi="Segoe UI" w:cs="Segoe UI"/>
+          <w:sz w:val="21"/>
+          <w:szCs w:val="21"/>
+          <w:shd w:val="clear" w:color="auto" w:fill="FFFFFF"/>
+        </w:rPr>
+        <w:t>HashMap</w:t>
+      </w:r>
+      <w:proofErr w:type="spellEnd"/>
+      <w:r>
+        <w:rPr>
+          <w:rFonts w:ascii="Segoe UI" w:hAnsi="Segoe UI" w:cs="Segoe UI"/>
+          <w:sz w:val="21"/>
+          <w:szCs w:val="21"/>
+          <w:bdr w:val="none" w:sz="0" w:space="0" w:color="auto" w:frame="1"/>
+        </w:rPr>
+        <w:br/>
+      </w:r>
+      <w:r>
+        <w:rPr>
+          <w:rFonts w:ascii="Segoe UI" w:hAnsi="Segoe UI" w:cs="Segoe UI"/>
+          <w:sz w:val="21"/>
+          <w:szCs w:val="21"/>
+          <w:shd w:val="clear" w:color="auto" w:fill="FFFFFF"/>
+        </w:rPr>
+        <w:t xml:space="preserve">→ </w:t>
+      </w:r>
+      <w:proofErr w:type="spellStart"/>
+      <w:r>
+        <w:rPr>
+          <w:rFonts w:ascii="Segoe UI" w:hAnsi="Segoe UI" w:cs="Segoe UI"/>
+          <w:sz w:val="21"/>
+          <w:szCs w:val="21"/>
+          <w:shd w:val="clear" w:color="auto" w:fill="FFFFFF"/>
+        </w:rPr>
+        <w:t>HashMap</w:t>
+      </w:r>
+      <w:proofErr w:type="spellEnd"/>
+      <w:r>
+        <w:rPr>
+          <w:rFonts w:ascii="Segoe UI" w:hAnsi="Segoe UI" w:cs="Segoe UI"/>
+          <w:sz w:val="21"/>
+          <w:szCs w:val="21"/>
+          <w:shd w:val="clear" w:color="auto" w:fill="FFFFFF"/>
+        </w:rPr>
+        <w:t xml:space="preserve"> vs </w:t>
+      </w:r>
+      <w:proofErr w:type="spellStart"/>
+      <w:r>
+        <w:rPr>
+          <w:rFonts w:ascii="Segoe UI" w:hAnsi="Segoe UI" w:cs="Segoe UI"/>
+          <w:sz w:val="21"/>
+          <w:szCs w:val="21"/>
+          <w:shd w:val="clear" w:color="auto" w:fill="FFFFFF"/>
+        </w:rPr>
+        <w:t>Hashtable</w:t>
+      </w:r>
+      <w:proofErr w:type="spellEnd"/>
+      <w:r>
+        <w:rPr>
+          <w:rFonts w:ascii="Segoe UI" w:hAnsi="Segoe UI" w:cs="Segoe UI"/>
+          <w:sz w:val="21"/>
+          <w:szCs w:val="21"/>
+          <w:shd w:val="clear" w:color="auto" w:fill="FFFFFF"/>
+        </w:rPr>
+        <w:t xml:space="preserve"> vs </w:t>
+      </w:r>
+      <w:proofErr w:type="spellStart"/>
+      <w:r>
+        <w:rPr>
+          <w:rFonts w:ascii="Segoe UI" w:hAnsi="Segoe UI" w:cs="Segoe UI"/>
+          <w:sz w:val="21"/>
+          <w:szCs w:val="21"/>
+          <w:shd w:val="clear" w:color="auto" w:fill="FFFFFF"/>
+        </w:rPr>
+        <w:t>ConcurrentHashMap</w:t>
+      </w:r>
+      <w:proofErr w:type="spellEnd"/>
+      <w:r>
+        <w:rPr>
+          <w:rFonts w:ascii="Segoe UI" w:hAnsi="Segoe UI" w:cs="Segoe UI"/>
+          <w:sz w:val="21"/>
+          <w:szCs w:val="21"/>
+          <w:bdr w:val="none" w:sz="0" w:space="0" w:color="auto" w:frame="1"/>
+        </w:rPr>
+        <w:br/>
+      </w:r>
+      <w:r>
+        <w:rPr>
+          <w:rFonts w:ascii="Segoe UI" w:hAnsi="Segoe UI" w:cs="Segoe UI"/>
+          <w:sz w:val="21"/>
+          <w:szCs w:val="21"/>
+          <w:shd w:val="clear" w:color="auto" w:fill="FFFFFF"/>
+        </w:rPr>
+        <w:t>→ List vs Set vs Map (use cases and selection criteria)</w:t>
+      </w:r>
+      <w:r>
+        <w:rPr>
+          <w:rFonts w:ascii="Segoe UI" w:hAnsi="Segoe UI" w:cs="Segoe UI"/>
+          <w:sz w:val="21"/>
+          <w:szCs w:val="21"/>
+          <w:bdr w:val="none" w:sz="0" w:space="0" w:color="auto" w:frame="1"/>
+        </w:rPr>
+        <w:br/>
+      </w:r>
+      <w:r>
+        <w:rPr>
+          <w:rFonts w:ascii="Segoe UI" w:hAnsi="Segoe UI" w:cs="Segoe UI"/>
+          <w:sz w:val="21"/>
+          <w:szCs w:val="21"/>
+          <w:shd w:val="clear" w:color="auto" w:fill="FFFFFF"/>
+        </w:rPr>
+        <w:t xml:space="preserve">→ What is </w:t>
+      </w:r>
+      <w:proofErr w:type="spellStart"/>
+      <w:r>
+        <w:rPr>
+          <w:rFonts w:ascii="Segoe UI" w:hAnsi="Segoe UI" w:cs="Segoe UI"/>
+          <w:sz w:val="21"/>
+          <w:szCs w:val="21"/>
+          <w:shd w:val="clear" w:color="auto" w:fill="FFFFFF"/>
+        </w:rPr>
+        <w:t>LinkedList</w:t>
+      </w:r>
+      <w:proofErr w:type="spellEnd"/>
+      <w:r>
+        <w:rPr>
+          <w:rFonts w:ascii="Segoe UI" w:hAnsi="Segoe UI" w:cs="Segoe UI"/>
+          <w:sz w:val="21"/>
+          <w:szCs w:val="21"/>
+          <w:shd w:val="clear" w:color="auto" w:fill="FFFFFF"/>
+        </w:rPr>
+        <w:t>?</w:t>
+      </w:r>
+      <w:r>
+        <w:rPr>
+          <w:rFonts w:ascii="Segoe UI" w:hAnsi="Segoe UI" w:cs="Segoe UI"/>
+          <w:sz w:val="21"/>
+          <w:szCs w:val="21"/>
+          <w:bdr w:val="none" w:sz="0" w:space="0" w:color="auto" w:frame="1"/>
+        </w:rPr>
+        <w:br/>
+      </w:r>
+      <w:r>
+        <w:rPr>
+          <w:rFonts w:ascii="Segoe UI" w:hAnsi="Segoe UI" w:cs="Segoe UI"/>
+          <w:sz w:val="21"/>
+          <w:szCs w:val="21"/>
+          <w:shd w:val="clear" w:color="auto" w:fill="FFFFFF"/>
+        </w:rPr>
+        <w:t>→ Comparable Interface</w:t>
+      </w:r>
+      <w:r>
+        <w:rPr>
+          <w:rFonts w:ascii="Segoe UI" w:hAnsi="Segoe UI" w:cs="Segoe UI"/>
+          <w:sz w:val="21"/>
+          <w:szCs w:val="21"/>
+          <w:bdr w:val="none" w:sz="0" w:space="0" w:color="auto" w:frame="1"/>
+        </w:rPr>
+        <w:br/>
+      </w:r>
+      <w:r>
+        <w:rPr>
+          <w:rFonts w:ascii="Segoe UI" w:hAnsi="Segoe UI" w:cs="Segoe UI"/>
+          <w:sz w:val="21"/>
+          <w:szCs w:val="21"/>
+          <w:shd w:val="clear" w:color="auto" w:fill="FFFFFF"/>
+        </w:rPr>
+        <w:t xml:space="preserve">→ How </w:t>
+      </w:r>
+      <w:proofErr w:type="spellStart"/>
+      <w:r>
+        <w:rPr>
+          <w:rFonts w:ascii="Segoe UI" w:hAnsi="Segoe UI" w:cs="Segoe UI"/>
+          <w:sz w:val="21"/>
+          <w:szCs w:val="21"/>
+          <w:shd w:val="clear" w:color="auto" w:fill="FFFFFF"/>
+        </w:rPr>
+        <w:t>hashCode</w:t>
+      </w:r>
+      <w:proofErr w:type="spellEnd"/>
+      <w:r>
+        <w:rPr>
+          <w:rFonts w:ascii="Segoe UI" w:hAnsi="Segoe UI" w:cs="Segoe UI"/>
+          <w:sz w:val="21"/>
+          <w:szCs w:val="21"/>
+          <w:shd w:val="clear" w:color="auto" w:fill="FFFFFF"/>
+        </w:rPr>
+        <w:t>() is generated</w:t>
+      </w:r>
+      <w:r>
+        <w:rPr>
+          <w:rFonts w:ascii="Segoe UI" w:hAnsi="Segoe UI" w:cs="Segoe UI"/>
+          <w:sz w:val="21"/>
+          <w:szCs w:val="21"/>
+          <w:bdr w:val="none" w:sz="0" w:space="0" w:color="auto" w:frame="1"/>
+        </w:rPr>
+        <w:br/>
+      </w:r>
+      <w:r>
+        <w:rPr>
+          <w:rFonts w:ascii="Segoe UI" w:hAnsi="Segoe UI" w:cs="Segoe UI"/>
+          <w:sz w:val="21"/>
+          <w:szCs w:val="21"/>
+          <w:shd w:val="clear" w:color="auto" w:fill="FFFFFF"/>
+        </w:rPr>
+        <w:t xml:space="preserve">→ </w:t>
+      </w:r>
+      <w:proofErr w:type="spellStart"/>
+      <w:r>
+        <w:rPr>
+          <w:rFonts w:ascii="Segoe UI" w:hAnsi="Segoe UI" w:cs="Segoe UI"/>
+          <w:sz w:val="21"/>
+          <w:szCs w:val="21"/>
+          <w:shd w:val="clear" w:color="auto" w:fill="FFFFFF"/>
+        </w:rPr>
+        <w:t>Iterable</w:t>
+      </w:r>
+      <w:proofErr w:type="spellEnd"/>
+      <w:r>
+        <w:rPr>
+          <w:rFonts w:ascii="Segoe UI" w:hAnsi="Segoe UI" w:cs="Segoe UI"/>
+          <w:sz w:val="21"/>
+          <w:szCs w:val="21"/>
+          <w:shd w:val="clear" w:color="auto" w:fill="FFFFFF"/>
+        </w:rPr>
+        <w:t xml:space="preserve"> Interface</w:t>
+      </w:r>
+      <w:r>
+        <w:rPr>
+          <w:rFonts w:ascii="Segoe UI" w:hAnsi="Segoe UI" w:cs="Segoe UI"/>
+          <w:sz w:val="21"/>
+          <w:szCs w:val="21"/>
+          <w:bdr w:val="none" w:sz="0" w:space="0" w:color="auto" w:frame="1"/>
+        </w:rPr>
+        <w:br/>
+      </w:r>
       <w:r>
         <w:rPr>
           <w:rFonts w:ascii="Segoe UI" w:hAnsi="Segoe UI" w:cs="Segoe UI"/>

--- a/TheorynCoding/Study Material/Java Overall/Java Overall/Quick Java/oza sir/Study This/study material/Interview Question/Question Set.docx
+++ b/TheorynCoding/Study Material/Java Overall/Java Overall/Quick Java/oza sir/Study This/study material/Interview Question/Question Set.docx
@@ -1309,105 +1309,105 @@
           <w:shd w:val="clear" w:color="auto" w:fill="FFFFFF"/>
         </w:rPr>
       </w:pPr>
+      <w:r>
+        <w:rPr>
+          <w:rFonts w:ascii="Segoe UI" w:hAnsi="Segoe UI" w:cs="Segoe UI"/>
+          <w:sz w:val="21"/>
+          <w:szCs w:val="21"/>
+          <w:shd w:val="clear" w:color="auto" w:fill="FFFFFF"/>
+        </w:rPr>
+        <w:t>Collections</w:t>
+      </w:r>
+      <w:proofErr w:type="gramStart"/>
+      <w:r>
+        <w:rPr>
+          <w:rFonts w:ascii="Segoe UI" w:hAnsi="Segoe UI" w:cs="Segoe UI"/>
+          <w:sz w:val="21"/>
+          <w:szCs w:val="21"/>
+          <w:shd w:val="clear" w:color="auto" w:fill="FFFFFF"/>
+        </w:rPr>
+        <w:t>:</w:t>
+      </w:r>
+      <w:proofErr w:type="gramEnd"/>
+      <w:r>
+        <w:rPr>
+          <w:rFonts w:ascii="Segoe UI" w:hAnsi="Segoe UI" w:cs="Segoe UI"/>
+          <w:sz w:val="21"/>
+          <w:szCs w:val="21"/>
+          <w:bdr w:val="none" w:sz="0" w:space="0" w:color="auto" w:frame="1"/>
+        </w:rPr>
+        <w:br/>
+      </w:r>
+      <w:r>
+        <w:rPr>
+          <w:rFonts w:ascii="Segoe UI" w:hAnsi="Segoe UI" w:cs="Segoe UI"/>
+          <w:sz w:val="21"/>
+          <w:szCs w:val="21"/>
+          <w:shd w:val="clear" w:color="auto" w:fill="FFFFFF"/>
+        </w:rPr>
+        <w:t xml:space="preserve">→ Internal Working of </w:t>
+      </w:r>
+      <w:proofErr w:type="spellStart"/>
+      <w:r>
+        <w:rPr>
+          <w:rFonts w:ascii="Segoe UI" w:hAnsi="Segoe UI" w:cs="Segoe UI"/>
+          <w:sz w:val="21"/>
+          <w:szCs w:val="21"/>
+          <w:shd w:val="clear" w:color="auto" w:fill="FFFFFF"/>
+        </w:rPr>
+        <w:t>HashMap</w:t>
+      </w:r>
+      <w:proofErr w:type="spellEnd"/>
+      <w:r>
+        <w:rPr>
+          <w:rFonts w:ascii="Segoe UI" w:hAnsi="Segoe UI" w:cs="Segoe UI"/>
+          <w:sz w:val="21"/>
+          <w:szCs w:val="21"/>
+          <w:bdr w:val="none" w:sz="0" w:space="0" w:color="auto" w:frame="1"/>
+        </w:rPr>
+        <w:br/>
+      </w:r>
+      <w:r>
+        <w:rPr>
+          <w:rFonts w:ascii="Segoe UI" w:hAnsi="Segoe UI" w:cs="Segoe UI"/>
+          <w:sz w:val="21"/>
+          <w:szCs w:val="21"/>
+          <w:shd w:val="clear" w:color="auto" w:fill="FFFFFF"/>
+        </w:rPr>
+        <w:t xml:space="preserve">→ </w:t>
+      </w:r>
+      <w:proofErr w:type="spellStart"/>
+      <w:r>
+        <w:rPr>
+          <w:rFonts w:ascii="Segoe UI" w:hAnsi="Segoe UI" w:cs="Segoe UI"/>
+          <w:sz w:val="21"/>
+          <w:szCs w:val="21"/>
+          <w:shd w:val="clear" w:color="auto" w:fill="FFFFFF"/>
+        </w:rPr>
+        <w:t>HashMap</w:t>
+      </w:r>
+      <w:proofErr w:type="spellEnd"/>
+      <w:r>
+        <w:rPr>
+          <w:rFonts w:ascii="Segoe UI" w:hAnsi="Segoe UI" w:cs="Segoe UI"/>
+          <w:sz w:val="21"/>
+          <w:szCs w:val="21"/>
+          <w:shd w:val="clear" w:color="auto" w:fill="FFFFFF"/>
+        </w:rPr>
+        <w:t xml:space="preserve"> vs </w:t>
+      </w:r>
+      <w:proofErr w:type="spellStart"/>
+      <w:r>
+        <w:rPr>
+          <w:rFonts w:ascii="Segoe UI" w:hAnsi="Segoe UI" w:cs="Segoe UI"/>
+          <w:sz w:val="21"/>
+          <w:szCs w:val="21"/>
+          <w:shd w:val="clear" w:color="auto" w:fill="FFFFFF"/>
+        </w:rPr>
+        <w:t>Hashtable</w:t>
+      </w:r>
       <w:bookmarkStart w:id="0" w:name="_GoBack"/>
       <w:bookmarkEnd w:id="0"/>
-      <w:r>
-        <w:rPr>
-          <w:rFonts w:ascii="Segoe UI" w:hAnsi="Segoe UI" w:cs="Segoe UI"/>
-          <w:sz w:val="21"/>
-          <w:szCs w:val="21"/>
-          <w:shd w:val="clear" w:color="auto" w:fill="FFFFFF"/>
-        </w:rPr>
-        <w:t>Collections</w:t>
-      </w:r>
-      <w:proofErr w:type="gramStart"/>
-      <w:r>
-        <w:rPr>
-          <w:rFonts w:ascii="Segoe UI" w:hAnsi="Segoe UI" w:cs="Segoe UI"/>
-          <w:sz w:val="21"/>
-          <w:szCs w:val="21"/>
-          <w:shd w:val="clear" w:color="auto" w:fill="FFFFFF"/>
-        </w:rPr>
-        <w:t>:</w:t>
-      </w:r>
-      <w:proofErr w:type="gramEnd"/>
-      <w:r>
-        <w:rPr>
-          <w:rFonts w:ascii="Segoe UI" w:hAnsi="Segoe UI" w:cs="Segoe UI"/>
-          <w:sz w:val="21"/>
-          <w:szCs w:val="21"/>
-          <w:bdr w:val="none" w:sz="0" w:space="0" w:color="auto" w:frame="1"/>
-        </w:rPr>
-        <w:br/>
-      </w:r>
-      <w:r>
-        <w:rPr>
-          <w:rFonts w:ascii="Segoe UI" w:hAnsi="Segoe UI" w:cs="Segoe UI"/>
-          <w:sz w:val="21"/>
-          <w:szCs w:val="21"/>
-          <w:shd w:val="clear" w:color="auto" w:fill="FFFFFF"/>
-        </w:rPr>
-        <w:t xml:space="preserve">→ Internal Working of </w:t>
-      </w:r>
-      <w:proofErr w:type="spellStart"/>
-      <w:r>
-        <w:rPr>
-          <w:rFonts w:ascii="Segoe UI" w:hAnsi="Segoe UI" w:cs="Segoe UI"/>
-          <w:sz w:val="21"/>
-          <w:szCs w:val="21"/>
-          <w:shd w:val="clear" w:color="auto" w:fill="FFFFFF"/>
-        </w:rPr>
-        <w:t>HashMap</w:t>
-      </w:r>
-      <w:proofErr w:type="spellEnd"/>
-      <w:r>
-        <w:rPr>
-          <w:rFonts w:ascii="Segoe UI" w:hAnsi="Segoe UI" w:cs="Segoe UI"/>
-          <w:sz w:val="21"/>
-          <w:szCs w:val="21"/>
-          <w:bdr w:val="none" w:sz="0" w:space="0" w:color="auto" w:frame="1"/>
-        </w:rPr>
-        <w:br/>
-      </w:r>
-      <w:r>
-        <w:rPr>
-          <w:rFonts w:ascii="Segoe UI" w:hAnsi="Segoe UI" w:cs="Segoe UI"/>
-          <w:sz w:val="21"/>
-          <w:szCs w:val="21"/>
-          <w:shd w:val="clear" w:color="auto" w:fill="FFFFFF"/>
-        </w:rPr>
-        <w:t xml:space="preserve">→ </w:t>
-      </w:r>
-      <w:proofErr w:type="spellStart"/>
-      <w:r>
-        <w:rPr>
-          <w:rFonts w:ascii="Segoe UI" w:hAnsi="Segoe UI" w:cs="Segoe UI"/>
-          <w:sz w:val="21"/>
-          <w:szCs w:val="21"/>
-          <w:shd w:val="clear" w:color="auto" w:fill="FFFFFF"/>
-        </w:rPr>
-        <w:t>HashMap</w:t>
-      </w:r>
-      <w:proofErr w:type="spellEnd"/>
-      <w:r>
-        <w:rPr>
-          <w:rFonts w:ascii="Segoe UI" w:hAnsi="Segoe UI" w:cs="Segoe UI"/>
-          <w:sz w:val="21"/>
-          <w:szCs w:val="21"/>
-          <w:shd w:val="clear" w:color="auto" w:fill="FFFFFF"/>
-        </w:rPr>
-        <w:t xml:space="preserve"> vs </w:t>
-      </w:r>
-      <w:proofErr w:type="spellStart"/>
-      <w:r>
-        <w:rPr>
-          <w:rFonts w:ascii="Segoe UI" w:hAnsi="Segoe UI" w:cs="Segoe UI"/>
-          <w:sz w:val="21"/>
-          <w:szCs w:val="21"/>
-          <w:shd w:val="clear" w:color="auto" w:fill="FFFFFF"/>
-        </w:rPr>
-        <w:t>Hashtable</w:t>
-      </w:r>
       <w:proofErr w:type="spellEnd"/>
       <w:r>
         <w:rPr>
